--- a/downloads/Den Guide - Lion.docx
+++ b/downloads/Den Guide - Lion.docx
@@ -235,7 +235,11 @@
     </w:p>
     <w:p>
       <w:pPr>
-        <w:pStyle w:val="ListNumber"/>
+        <w:spacing w:after="20"/>
+        <w:numPr>
+          <w:ilvl w:val="0"/>
+          <w:numId w:val="10"/>
+        </w:numPr>
       </w:pPr>
       <w:r>
         <w:t>Before (10 min): Den Chief + adult leader set up. Lay out materials. Write tonight's plan on a board or paper so everyone can see it.</w:t>
@@ -243,7 +247,11 @@
     </w:p>
     <w:p>
       <w:pPr>
-        <w:pStyle w:val="ListNumber"/>
+        <w:spacing w:after="20"/>
+        <w:numPr>
+          <w:ilvl w:val="0"/>
+          <w:numId w:val="10"/>
+        </w:numPr>
       </w:pPr>
       <w:r>
         <w:t>Gathering (10 min): As Scouts arrive they jump straight into the gathering game so no one is standing around. The host adult/Den Chief runs it while the leader takes attendance and collects any dues.</w:t>
@@ -251,7 +259,11 @@
     </w:p>
     <w:p>
       <w:pPr>
-        <w:pStyle w:val="ListNumber"/>
+        <w:spacing w:after="20"/>
+        <w:numPr>
+          <w:ilvl w:val="0"/>
+          <w:numId w:val="10"/>
+        </w:numPr>
       </w:pPr>
       <w:r>
         <w:t>Opening (5 min): Everyone stands. Do the flag/opening ceremony: Pledge of Allegiance, Scout Oath, and Scout Law. Keep it crisp.</w:t>
@@ -259,7 +271,11 @@
     </w:p>
     <w:p>
       <w:pPr>
-        <w:pStyle w:val="ListNumber"/>
+        <w:spacing w:after="20"/>
+        <w:numPr>
+          <w:ilvl w:val="0"/>
+          <w:numId w:val="10"/>
+        </w:numPr>
       </w:pPr>
       <w:r>
         <w:t>Activities (25-30 min): The main event - the adventure activities for tonight. This is where the requirements get done.</w:t>
@@ -267,7 +283,11 @@
     </w:p>
     <w:p>
       <w:pPr>
-        <w:pStyle w:val="ListNumber"/>
+        <w:spacing w:after="20"/>
+        <w:numPr>
+          <w:ilvl w:val="0"/>
+          <w:numId w:val="10"/>
+        </w:numPr>
       </w:pPr>
       <w:r>
         <w:t>Closing (5 min): Leader gives reminders (next meeting date, what to bring). Den Chief leads a short closing thought and the Living Circle.</w:t>
@@ -275,7 +295,11 @@
     </w:p>
     <w:p>
       <w:pPr>
-        <w:pStyle w:val="ListNumber"/>
+        <w:spacing w:after="20"/>
+        <w:numPr>
+          <w:ilvl w:val="0"/>
+          <w:numId w:val="10"/>
+        </w:numPr>
       </w:pPr>
       <w:r>
         <w:t>After (5 min): Scouts help put the room back in order. Leader + Den Chief quickly preview next week.</w:t>
@@ -546,7 +570,11 @@
     </w:p>
     <w:p>
       <w:pPr>
-        <w:pStyle w:val="ListNumber"/>
+        <w:spacing w:after="20"/>
+        <w:numPr>
+          <w:ilvl w:val="0"/>
+          <w:numId w:val="11"/>
+        </w:numPr>
       </w:pPr>
       <w:r>
         <w:t>Sit in a circle. Roll or gently toss a soft ball.</w:t>
@@ -554,7 +582,11 @@
     </w:p>
     <w:p>
       <w:pPr>
-        <w:pStyle w:val="ListNumber"/>
+        <w:spacing w:after="20"/>
+        <w:numPr>
+          <w:ilvl w:val="0"/>
+          <w:numId w:val="11"/>
+        </w:numPr>
       </w:pPr>
       <w:r>
         <w:t>Whoever catches it says their name and one thing they like (a color, an animal, a snack).</w:t>
@@ -562,7 +594,11 @@
     </w:p>
     <w:p>
       <w:pPr>
-        <w:pStyle w:val="ListNumber"/>
+        <w:spacing w:after="20"/>
+        <w:numPr>
+          <w:ilvl w:val="0"/>
+          <w:numId w:val="11"/>
+        </w:numPr>
       </w:pPr>
       <w:r>
         <w:t>Keep going until everyone has gone twice.</w:t>
@@ -581,7 +617,11 @@
     </w:p>
     <w:p>
       <w:pPr>
-        <w:pStyle w:val="ListNumber"/>
+        <w:spacing w:after="20"/>
+        <w:numPr>
+          <w:ilvl w:val="0"/>
+          <w:numId w:val="12"/>
+        </w:numPr>
       </w:pPr>
       <w:r>
         <w:t>Form up in a horseshoe or circle. Ask a Scout to lead the Pledge of Allegiance to the flag.</w:t>
@@ -589,7 +629,11 @@
     </w:p>
     <w:p>
       <w:pPr>
-        <w:pStyle w:val="ListNumber"/>
+        <w:spacing w:after="20"/>
+        <w:numPr>
+          <w:ilvl w:val="0"/>
+          <w:numId w:val="12"/>
+        </w:numPr>
       </w:pPr>
       <w:r>
         <w:t>Everyone gives the Cub Scout sign and recites the Scout Oath together.</w:t>
@@ -597,7 +641,11 @@
     </w:p>
     <w:p>
       <w:pPr>
-        <w:pStyle w:val="ListNumber"/>
+        <w:spacing w:after="20"/>
+        <w:numPr>
+          <w:ilvl w:val="0"/>
+          <w:numId w:val="12"/>
+        </w:numPr>
       </w:pPr>
       <w:r>
         <w:t>Recite the Scout Law together. Younger dens may say it line-by-line after the Den Chief.</w:t>
@@ -616,7 +664,11 @@
     </w:p>
     <w:p>
       <w:pPr>
-        <w:pStyle w:val="ListNumber"/>
+        <w:spacing w:after="20"/>
+        <w:numPr>
+          <w:ilvl w:val="0"/>
+          <w:numId w:val="13"/>
+        </w:numPr>
       </w:pPr>
       <w:r>
         <w:t>Tell the Lions they are all one den - a team.</w:t>
@@ -624,7 +676,11 @@
     </w:p>
     <w:p>
       <w:pPr>
-        <w:pStyle w:val="ListNumber"/>
+        <w:spacing w:after="20"/>
+        <w:numPr>
+          <w:ilvl w:val="0"/>
+          <w:numId w:val="13"/>
+        </w:numPr>
       </w:pPr>
       <w:r>
         <w:t>Everyone adds their handprint (washable paint) or a drawing to a big banner.</w:t>
@@ -632,7 +688,11 @@
     </w:p>
     <w:p>
       <w:pPr>
-        <w:pStyle w:val="ListNumber"/>
+        <w:spacing w:after="20"/>
+        <w:numPr>
+          <w:ilvl w:val="0"/>
+          <w:numId w:val="13"/>
+        </w:numPr>
       </w:pPr>
       <w:r>
         <w:t>Hang it at every meeting so it feels like 'their' space.</w:t>
@@ -663,7 +723,11 @@
     </w:p>
     <w:p>
       <w:pPr>
-        <w:pStyle w:val="ListNumber"/>
+        <w:spacing w:after="20"/>
+        <w:numPr>
+          <w:ilvl w:val="0"/>
+          <w:numId w:val="14"/>
+        </w:numPr>
       </w:pPr>
       <w:r>
         <w:t>Den Chief or leader reads the Scout Law out loud slowly.</w:t>
@@ -671,7 +735,11 @@
     </w:p>
     <w:p>
       <w:pPr>
-        <w:pStyle w:val="ListNumber"/>
+        <w:spacing w:after="20"/>
+        <w:numPr>
+          <w:ilvl w:val="0"/>
+          <w:numId w:val="14"/>
+        </w:numPr>
       </w:pPr>
       <w:r>
         <w:t>Zoom in on FRIENDLY. Ask: 'What does a friendly person do?'</w:t>
@@ -679,7 +747,11 @@
     </w:p>
     <w:p>
       <w:pPr>
-        <w:pStyle w:val="ListNumber"/>
+        <w:spacing w:after="20"/>
+        <w:numPr>
+          <w:ilvl w:val="0"/>
+          <w:numId w:val="14"/>
+        </w:numPr>
       </w:pPr>
       <w:r>
         <w:t>Play 'Friendly or Not?' - Den Chief acts out a scene (sharing vs grabbing); Lions thumbs-up if it's friendly.</w:t>
@@ -687,7 +759,11 @@
     </w:p>
     <w:p>
       <w:pPr>
-        <w:pStyle w:val="ListNumber"/>
+        <w:spacing w:after="20"/>
+        <w:numPr>
+          <w:ilvl w:val="0"/>
+          <w:numId w:val="14"/>
+        </w:numPr>
       </w:pPr>
       <w:r>
         <w:t>Each Lion does one friendly thing right now (give a compliment to their buddy).</w:t>
@@ -718,7 +794,11 @@
     </w:p>
     <w:p>
       <w:pPr>
-        <w:pStyle w:val="ListNumber"/>
+        <w:spacing w:after="20"/>
+        <w:numPr>
+          <w:ilvl w:val="0"/>
+          <w:numId w:val="15"/>
+        </w:numPr>
       </w:pPr>
       <w:r>
         <w:t>Form a circle. Everyone puts their left hand toward the center, little fingers linked to the next Scout.</w:t>
@@ -726,7 +806,11 @@
     </w:p>
     <w:p>
       <w:pPr>
-        <w:pStyle w:val="ListNumber"/>
+        <w:spacing w:after="20"/>
+        <w:numPr>
+          <w:ilvl w:val="0"/>
+          <w:numId w:val="15"/>
+        </w:numPr>
       </w:pPr>
       <w:r>
         <w:t>Den Chief shares a 1-sentence thought tied to tonight (e.g., 'Tonight we practiced being Helpful.').</w:t>
@@ -734,7 +818,11 @@
     </w:p>
     <w:p>
       <w:pPr>
-        <w:pStyle w:val="ListNumber"/>
+        <w:spacing w:after="20"/>
+        <w:numPr>
+          <w:ilvl w:val="0"/>
+          <w:numId w:val="15"/>
+        </w:numPr>
       </w:pPr>
       <w:r>
         <w:t>On the Den Chief's signal, everyone raises the circle and gives a quiet 'Do Your Best!' Dismiss.</w:t>
@@ -856,7 +944,11 @@
     </w:p>
     <w:p>
       <w:pPr>
-        <w:pStyle w:val="ListNumber"/>
+        <w:spacing w:after="20"/>
+        <w:numPr>
+          <w:ilvl w:val="0"/>
+          <w:numId w:val="16"/>
+        </w:numPr>
       </w:pPr>
       <w:r>
         <w:t>Play music; Lions dance. Stop the music - everyone freezes.</w:t>
@@ -864,7 +956,11 @@
     </w:p>
     <w:p>
       <w:pPr>
-        <w:pStyle w:val="ListNumber"/>
+        <w:spacing w:after="20"/>
+        <w:numPr>
+          <w:ilvl w:val="0"/>
+          <w:numId w:val="16"/>
+        </w:numPr>
       </w:pPr>
       <w:r>
         <w:t>Anyone still moving does a silly pose and rejoins. Pure wiggle-burner.</w:t>
@@ -883,7 +979,11 @@
     </w:p>
     <w:p>
       <w:pPr>
-        <w:pStyle w:val="ListNumber"/>
+        <w:spacing w:after="20"/>
+        <w:numPr>
+          <w:ilvl w:val="0"/>
+          <w:numId w:val="17"/>
+        </w:numPr>
       </w:pPr>
       <w:r>
         <w:t>Form up in a horseshoe or circle. Ask a Scout to lead the Pledge of Allegiance to the flag.</w:t>
@@ -891,7 +991,11 @@
     </w:p>
     <w:p>
       <w:pPr>
-        <w:pStyle w:val="ListNumber"/>
+        <w:spacing w:after="20"/>
+        <w:numPr>
+          <w:ilvl w:val="0"/>
+          <w:numId w:val="17"/>
+        </w:numPr>
       </w:pPr>
       <w:r>
         <w:t>Everyone gives the Cub Scout sign and recites the Scout Oath together.</w:t>
@@ -899,7 +1003,11 @@
     </w:p>
     <w:p>
       <w:pPr>
-        <w:pStyle w:val="ListNumber"/>
+        <w:spacing w:after="20"/>
+        <w:numPr>
+          <w:ilvl w:val="0"/>
+          <w:numId w:val="17"/>
+        </w:numPr>
       </w:pPr>
       <w:r>
         <w:t>Recite the Scout Law together. Younger dens may say it line-by-line after the Den Chief.</w:t>
@@ -918,7 +1026,11 @@
     </w:p>
     <w:p>
       <w:pPr>
-        <w:pStyle w:val="ListNumber"/>
+        <w:spacing w:after="20"/>
+        <w:numPr>
+          <w:ilvl w:val="0"/>
+          <w:numId w:val="18"/>
+        </w:numPr>
       </w:pPr>
       <w:r>
         <w:t>Teach the motto: 'Do Your Best.' Say it together 3 times, louder each time.</w:t>
@@ -926,7 +1038,11 @@
     </w:p>
     <w:p>
       <w:pPr>
-        <w:pStyle w:val="ListNumber"/>
+        <w:spacing w:after="20"/>
+        <w:numPr>
+          <w:ilvl w:val="0"/>
+          <w:numId w:val="18"/>
+        </w:numPr>
       </w:pPr>
       <w:r>
         <w:t>Den Chief shares a quick example (tried hard on something even when it was tricky).</w:t>
@@ -934,7 +1050,11 @@
     </w:p>
     <w:p>
       <w:pPr>
-        <w:pStyle w:val="ListNumber"/>
+        <w:spacing w:after="20"/>
+        <w:numPr>
+          <w:ilvl w:val="0"/>
+          <w:numId w:val="18"/>
+        </w:numPr>
       </w:pPr>
       <w:r>
         <w:t>Go around the circle: each Lion tells (or acts out) one time they did their best. Adult partners can help them remember.</w:t>
@@ -953,7 +1073,11 @@
     </w:p>
     <w:p>
       <w:pPr>
-        <w:pStyle w:val="ListNumber"/>
+        <w:spacing w:after="20"/>
+        <w:numPr>
+          <w:ilvl w:val="0"/>
+          <w:numId w:val="19"/>
+        </w:numPr>
       </w:pPr>
       <w:r>
         <w:t>Set up 4 simple stations (hop 5 times, crawl under a chair, toss a beanbag in a bucket, balance on a line).</w:t>
@@ -961,7 +1085,11 @@
     </w:p>
     <w:p>
       <w:pPr>
-        <w:pStyle w:val="ListNumber"/>
+        <w:spacing w:after="20"/>
+        <w:numPr>
+          <w:ilvl w:val="0"/>
+          <w:numId w:val="19"/>
+        </w:numPr>
       </w:pPr>
       <w:r>
         <w:t>Each Lion goes through cheering 'Do Your Best!'</w:t>
@@ -969,7 +1097,11 @@
     </w:p>
     <w:p>
       <w:pPr>
-        <w:pStyle w:val="ListNumber"/>
+        <w:spacing w:after="20"/>
+        <w:numPr>
+          <w:ilvl w:val="0"/>
+          <w:numId w:val="19"/>
+        </w:numPr>
       </w:pPr>
       <w:r>
         <w:t>Everyone finishes - it's about effort, not winning.</w:t>
@@ -1000,7 +1132,11 @@
     </w:p>
     <w:p>
       <w:pPr>
-        <w:pStyle w:val="ListNumber"/>
+        <w:spacing w:after="20"/>
+        <w:numPr>
+          <w:ilvl w:val="0"/>
+          <w:numId w:val="20"/>
+        </w:numPr>
       </w:pPr>
       <w:r>
         <w:t>Form a circle. Everyone puts their left hand toward the center, little fingers linked to the next Scout.</w:t>
@@ -1008,7 +1144,11 @@
     </w:p>
     <w:p>
       <w:pPr>
-        <w:pStyle w:val="ListNumber"/>
+        <w:spacing w:after="20"/>
+        <w:numPr>
+          <w:ilvl w:val="0"/>
+          <w:numId w:val="20"/>
+        </w:numPr>
       </w:pPr>
       <w:r>
         <w:t>Den Chief shares a 1-sentence thought tied to tonight (e.g., 'Tonight we practiced being Helpful.').</w:t>
@@ -1016,7 +1156,11 @@
     </w:p>
     <w:p>
       <w:pPr>
-        <w:pStyle w:val="ListNumber"/>
+        <w:spacing w:after="20"/>
+        <w:numPr>
+          <w:ilvl w:val="0"/>
+          <w:numId w:val="20"/>
+        </w:numPr>
       </w:pPr>
       <w:r>
         <w:t>On the Den Chief's signal, everyone raises the circle and gives a quiet 'Do Your Best!' Dismiss.</w:t>
@@ -1249,7 +1393,11 @@
     </w:p>
     <w:p>
       <w:pPr>
-        <w:pStyle w:val="ListNumber"/>
+        <w:spacing w:after="20"/>
+        <w:numPr>
+          <w:ilvl w:val="0"/>
+          <w:numId w:val="21"/>
+        </w:numPr>
       </w:pPr>
       <w:r>
         <w:t>Pile of gear on one side (real + silly items). Backpack on the other.</w:t>
@@ -1257,7 +1405,11 @@
     </w:p>
     <w:p>
       <w:pPr>
-        <w:pStyle w:val="ListNumber"/>
+        <w:spacing w:after="20"/>
+        <w:numPr>
+          <w:ilvl w:val="0"/>
+          <w:numId w:val="21"/>
+        </w:numPr>
       </w:pPr>
       <w:r>
         <w:t>Lions relay-run to grab ONLY the real Six Essentials and pack them.</w:t>
@@ -1276,7 +1428,11 @@
     </w:p>
     <w:p>
       <w:pPr>
-        <w:pStyle w:val="ListNumber"/>
+        <w:spacing w:after="20"/>
+        <w:numPr>
+          <w:ilvl w:val="0"/>
+          <w:numId w:val="22"/>
+        </w:numPr>
       </w:pPr>
       <w:r>
         <w:t>Form up in a horseshoe or circle. Ask a Scout to lead the Pledge of Allegiance to the flag.</w:t>
@@ -1284,7 +1440,11 @@
     </w:p>
     <w:p>
       <w:pPr>
-        <w:pStyle w:val="ListNumber"/>
+        <w:spacing w:after="20"/>
+        <w:numPr>
+          <w:ilvl w:val="0"/>
+          <w:numId w:val="22"/>
+        </w:numPr>
       </w:pPr>
       <w:r>
         <w:t>Everyone gives the Cub Scout sign and recites the Scout Oath together.</w:t>
@@ -1292,7 +1452,11 @@
     </w:p>
     <w:p>
       <w:pPr>
-        <w:pStyle w:val="ListNumber"/>
+        <w:spacing w:after="20"/>
+        <w:numPr>
+          <w:ilvl w:val="0"/>
+          <w:numId w:val="22"/>
+        </w:numPr>
       </w:pPr>
       <w:r>
         <w:t>Recite the Scout Law together. Younger dens may say it line-by-line after the Den Chief.</w:t>
@@ -1311,7 +1475,11 @@
     </w:p>
     <w:p>
       <w:pPr>
-        <w:pStyle w:val="ListNumber"/>
+        <w:spacing w:after="20"/>
+        <w:numPr>
+          <w:ilvl w:val="0"/>
+          <w:numId w:val="23"/>
+        </w:numPr>
       </w:pPr>
       <w:r>
         <w:t>Hold up each of the Six Essentials one at a time. Say what it's for.</w:t>
@@ -1319,7 +1487,11 @@
     </w:p>
     <w:p>
       <w:pPr>
-        <w:pStyle w:val="ListNumber"/>
+        <w:spacing w:after="20"/>
+        <w:numPr>
+          <w:ilvl w:val="0"/>
+          <w:numId w:val="23"/>
+        </w:numPr>
       </w:pPr>
       <w:r>
         <w:t>Six Essentials: water, flashlight, first-aid kit, trail snack, sun protection, whistle.</w:t>
@@ -1327,7 +1499,11 @@
     </w:p>
     <w:p>
       <w:pPr>
-        <w:pStyle w:val="ListNumber"/>
+        <w:spacing w:after="20"/>
+        <w:numPr>
+          <w:ilvl w:val="0"/>
+          <w:numId w:val="23"/>
+        </w:numPr>
       </w:pPr>
       <w:r>
         <w:t>Each Lion picks one item and shows the den what you DO with it.</w:t>
@@ -1358,7 +1534,11 @@
     </w:p>
     <w:p>
       <w:pPr>
-        <w:pStyle w:val="ListNumber"/>
+        <w:spacing w:after="20"/>
+        <w:numPr>
+          <w:ilvl w:val="0"/>
+          <w:numId w:val="24"/>
+        </w:numPr>
       </w:pPr>
       <w:r>
         <w:t>Teach S.A.W.: STOP where you are, ALERT by blowing your whistle 3 times, WAIT for a trusted adult.</w:t>
@@ -1366,7 +1546,11 @@
     </w:p>
     <w:p>
       <w:pPr>
-        <w:pStyle w:val="ListNumber"/>
+        <w:spacing w:after="20"/>
+        <w:numPr>
+          <w:ilvl w:val="0"/>
+          <w:numId w:val="24"/>
+        </w:numPr>
       </w:pPr>
       <w:r>
         <w:t>Practice: Den Chief yells 'You're separated!' - Lions freeze, blow whistle 3 times, sit and wait.</w:t>
@@ -1374,7 +1558,11 @@
     </w:p>
     <w:p>
       <w:pPr>
-        <w:pStyle w:val="ListNumber"/>
+        <w:spacing w:after="20"/>
+        <w:numPr>
+          <w:ilvl w:val="0"/>
+          <w:numId w:val="24"/>
+        </w:numPr>
       </w:pPr>
       <w:r>
         <w:t>Repeat twice so it sticks.</w:t>
@@ -1405,7 +1593,11 @@
     </w:p>
     <w:p>
       <w:pPr>
-        <w:pStyle w:val="ListNumber"/>
+        <w:spacing w:after="20"/>
+        <w:numPr>
+          <w:ilvl w:val="0"/>
+          <w:numId w:val="25"/>
+        </w:numPr>
       </w:pPr>
       <w:r>
         <w:t>Form a circle. Everyone puts their left hand toward the center, little fingers linked to the next Scout.</w:t>
@@ -1413,7 +1605,11 @@
     </w:p>
     <w:p>
       <w:pPr>
-        <w:pStyle w:val="ListNumber"/>
+        <w:spacing w:after="20"/>
+        <w:numPr>
+          <w:ilvl w:val="0"/>
+          <w:numId w:val="25"/>
+        </w:numPr>
       </w:pPr>
       <w:r>
         <w:t>Den Chief shares a 1-sentence thought tied to tonight (e.g., 'Tonight we practiced being Helpful.').</w:t>
@@ -1421,7 +1617,11 @@
     </w:p>
     <w:p>
       <w:pPr>
-        <w:pStyle w:val="ListNumber"/>
+        <w:spacing w:after="20"/>
+        <w:numPr>
+          <w:ilvl w:val="0"/>
+          <w:numId w:val="25"/>
+        </w:numPr>
       </w:pPr>
       <w:r>
         <w:t>On the Den Chief's signal, everyone raises the circle and gives a quiet 'Do Your Best!' Dismiss.</w:t>
@@ -1543,7 +1743,11 @@
     </w:p>
     <w:p>
       <w:pPr>
-        <w:pStyle w:val="ListNumber"/>
+        <w:spacing w:after="20"/>
+        <w:numPr>
+          <w:ilvl w:val="0"/>
+          <w:numId w:val="26"/>
+        </w:numPr>
       </w:pPr>
       <w:r>
         <w:t>Each Lion + adult partner is a buddy pair. Practice 'buddy check!' - everyone finds their buddy fast.</w:t>
@@ -1562,7 +1766,11 @@
     </w:p>
     <w:p>
       <w:pPr>
-        <w:pStyle w:val="ListNumber"/>
+        <w:spacing w:after="20"/>
+        <w:numPr>
+          <w:ilvl w:val="0"/>
+          <w:numId w:val="27"/>
+        </w:numPr>
       </w:pPr>
       <w:r>
         <w:t>Form up in a horseshoe or circle. Ask a Scout to lead the Pledge of Allegiance to the flag.</w:t>
@@ -1570,7 +1778,11 @@
     </w:p>
     <w:p>
       <w:pPr>
-        <w:pStyle w:val="ListNumber"/>
+        <w:spacing w:after="20"/>
+        <w:numPr>
+          <w:ilvl w:val="0"/>
+          <w:numId w:val="27"/>
+        </w:numPr>
       </w:pPr>
       <w:r>
         <w:t>Everyone gives the Cub Scout sign and recites the Scout Oath together.</w:t>
@@ -1578,7 +1790,11 @@
     </w:p>
     <w:p>
       <w:pPr>
-        <w:pStyle w:val="ListNumber"/>
+        <w:spacing w:after="20"/>
+        <w:numPr>
+          <w:ilvl w:val="0"/>
+          <w:numId w:val="27"/>
+        </w:numPr>
       </w:pPr>
       <w:r>
         <w:t>Recite the Scout Law together. Younger dens may say it line-by-line after the Den Chief.</w:t>
@@ -1597,7 +1813,11 @@
     </w:p>
     <w:p>
       <w:pPr>
-        <w:pStyle w:val="ListNumber"/>
+        <w:spacing w:after="20"/>
+        <w:numPr>
+          <w:ilvl w:val="0"/>
+          <w:numId w:val="28"/>
+        </w:numPr>
       </w:pPr>
       <w:r>
         <w:t>Walk a safe loop outside for about 20 minutes with the Six Essentials.</w:t>
@@ -1605,7 +1825,11 @@
     </w:p>
     <w:p>
       <w:pPr>
-        <w:pStyle w:val="ListNumber"/>
+        <w:spacing w:after="20"/>
+        <w:numPr>
+          <w:ilvl w:val="0"/>
+          <w:numId w:val="28"/>
+        </w:numPr>
       </w:pPr>
       <w:r>
         <w:t>As you go, call out: 'Natural or manmade?' Point at a tree (natural), a sign (manmade), a rock, a fence.</w:t>
@@ -1613,7 +1837,11 @@
     </w:p>
     <w:p>
       <w:pPr>
-        <w:pStyle w:val="ListNumber"/>
+        <w:spacing w:after="20"/>
+        <w:numPr>
+          <w:ilvl w:val="0"/>
+          <w:numId w:val="28"/>
+        </w:numPr>
       </w:pPr>
       <w:r>
         <w:t>Have Lions collect ZERO items - we look, we don't take (Leave No Trace, kid version).</w:t>
@@ -1644,7 +1872,11 @@
     </w:p>
     <w:p>
       <w:pPr>
-        <w:pStyle w:val="ListNumber"/>
+        <w:spacing w:after="20"/>
+        <w:numPr>
+          <w:ilvl w:val="0"/>
+          <w:numId w:val="29"/>
+        </w:numPr>
       </w:pPr>
       <w:r>
         <w:t>During/after the walk, name animals you might see here.</w:t>
@@ -1652,7 +1884,11 @@
     </w:p>
     <w:p>
       <w:pPr>
-        <w:pStyle w:val="ListNumber"/>
+        <w:spacing w:after="20"/>
+        <w:numPr>
+          <w:ilvl w:val="0"/>
+          <w:numId w:val="29"/>
+        </w:numPr>
       </w:pPr>
       <w:r>
         <w:t>Sort them: WILD (squirrel, hawk, deer) vs DOMESTICATED (dog, cat, cow).</w:t>
@@ -1660,7 +1896,11 @@
     </w:p>
     <w:p>
       <w:pPr>
-        <w:pStyle w:val="ListNumber"/>
+        <w:spacing w:after="20"/>
+        <w:numPr>
+          <w:ilvl w:val="0"/>
+          <w:numId w:val="29"/>
+        </w:numPr>
       </w:pPr>
       <w:r>
         <w:t>Each Lion names one wild and one tame animal.</w:t>
@@ -1691,7 +1931,11 @@
     </w:p>
     <w:p>
       <w:pPr>
-        <w:pStyle w:val="ListNumber"/>
+        <w:spacing w:after="20"/>
+        <w:numPr>
+          <w:ilvl w:val="0"/>
+          <w:numId w:val="30"/>
+        </w:numPr>
       </w:pPr>
       <w:r>
         <w:t>Form a circle. Everyone puts their left hand toward the center, little fingers linked to the next Scout.</w:t>
@@ -1699,7 +1943,11 @@
     </w:p>
     <w:p>
       <w:pPr>
-        <w:pStyle w:val="ListNumber"/>
+        <w:spacing w:after="20"/>
+        <w:numPr>
+          <w:ilvl w:val="0"/>
+          <w:numId w:val="30"/>
+        </w:numPr>
       </w:pPr>
       <w:r>
         <w:t>Den Chief shares a 1-sentence thought tied to tonight (e.g., 'Tonight we practiced being Helpful.').</w:t>
@@ -1707,7 +1955,11 @@
     </w:p>
     <w:p>
       <w:pPr>
-        <w:pStyle w:val="ListNumber"/>
+        <w:spacing w:after="20"/>
+        <w:numPr>
+          <w:ilvl w:val="0"/>
+          <w:numId w:val="30"/>
+        </w:numPr>
       </w:pPr>
       <w:r>
         <w:t>On the Den Chief's signal, everyone raises the circle and gives a quiet 'Do Your Best!' Dismiss.</w:t>
@@ -1924,7 +2176,11 @@
     </w:p>
     <w:p>
       <w:pPr>
-        <w:pStyle w:val="ListNumber"/>
+        <w:spacing w:after="20"/>
+        <w:numPr>
+          <w:ilvl w:val="0"/>
+          <w:numId w:val="31"/>
+        </w:numPr>
       </w:pPr>
       <w:r>
         <w:t>Label 5 corners/areas: Fruits, Veggies, Grains, Protein, Dairy.</w:t>
@@ -1932,7 +2188,11 @@
     </w:p>
     <w:p>
       <w:pPr>
-        <w:pStyle w:val="ListNumber"/>
+        <w:spacing w:after="20"/>
+        <w:numPr>
+          <w:ilvl w:val="0"/>
+          <w:numId w:val="31"/>
+        </w:numPr>
       </w:pPr>
       <w:r>
         <w:t>Den Chief calls a food ('banana!'); Lions run to the right corner.</w:t>
@@ -1951,7 +2211,11 @@
     </w:p>
     <w:p>
       <w:pPr>
-        <w:pStyle w:val="ListNumber"/>
+        <w:spacing w:after="20"/>
+        <w:numPr>
+          <w:ilvl w:val="0"/>
+          <w:numId w:val="32"/>
+        </w:numPr>
       </w:pPr>
       <w:r>
         <w:t>Form up in a horseshoe or circle. Ask a Scout to lead the Pledge of Allegiance to the flag.</w:t>
@@ -1959,7 +2223,11 @@
     </w:p>
     <w:p>
       <w:pPr>
-        <w:pStyle w:val="ListNumber"/>
+        <w:spacing w:after="20"/>
+        <w:numPr>
+          <w:ilvl w:val="0"/>
+          <w:numId w:val="32"/>
+        </w:numPr>
       </w:pPr>
       <w:r>
         <w:t>Everyone gives the Cub Scout sign and recites the Scout Oath together.</w:t>
@@ -1967,7 +2235,11 @@
     </w:p>
     <w:p>
       <w:pPr>
-        <w:pStyle w:val="ListNumber"/>
+        <w:spacing w:after="20"/>
+        <w:numPr>
+          <w:ilvl w:val="0"/>
+          <w:numId w:val="32"/>
+        </w:numPr>
       </w:pPr>
       <w:r>
         <w:t>Recite the Scout Law together. Younger dens may say it line-by-line after the Den Chief.</w:t>
@@ -1986,7 +2258,11 @@
     </w:p>
     <w:p>
       <w:pPr>
-        <w:pStyle w:val="ListNumber"/>
+        <w:spacing w:after="20"/>
+        <w:numPr>
+          <w:ilvl w:val="0"/>
+          <w:numId w:val="33"/>
+        </w:numPr>
       </w:pPr>
       <w:r>
         <w:t>Give each Lion a paper plate. Cut/paste food pictures onto it.</w:t>
@@ -1994,7 +2270,11 @@
     </w:p>
     <w:p>
       <w:pPr>
-        <w:pStyle w:val="ListNumber"/>
+        <w:spacing w:after="20"/>
+        <w:numPr>
+          <w:ilvl w:val="0"/>
+          <w:numId w:val="33"/>
+        </w:numPr>
       </w:pPr>
       <w:r>
         <w:t>Talk through the 5 groups as they build a balanced plate.</w:t>
@@ -2002,7 +2282,11 @@
     </w:p>
     <w:p>
       <w:pPr>
-        <w:pStyle w:val="ListNumber"/>
+        <w:spacing w:after="20"/>
+        <w:numPr>
+          <w:ilvl w:val="0"/>
+          <w:numId w:val="33"/>
+        </w:numPr>
       </w:pPr>
       <w:r>
         <w:t>Each Lion shows their plate and names the groups.</w:t>
@@ -2033,7 +2317,11 @@
     </w:p>
     <w:p>
       <w:pPr>
-        <w:pStyle w:val="ListNumber"/>
+        <w:spacing w:after="20"/>
+        <w:numPr>
+          <w:ilvl w:val="0"/>
+          <w:numId w:val="34"/>
+        </w:numPr>
       </w:pPr>
       <w:r>
         <w:t>Put a little washable glitter ('germs') on Lions' hands.</w:t>
@@ -2041,7 +2329,11 @@
     </w:p>
     <w:p>
       <w:pPr>
-        <w:pStyle w:val="ListNumber"/>
+        <w:spacing w:after="20"/>
+        <w:numPr>
+          <w:ilvl w:val="0"/>
+          <w:numId w:val="34"/>
+        </w:numPr>
       </w:pPr>
       <w:r>
         <w:t>Send them to wash - the glitter shows what plain water misses.</w:t>
@@ -2049,7 +2341,11 @@
     </w:p>
     <w:p>
       <w:pPr>
-        <w:pStyle w:val="ListNumber"/>
+        <w:spacing w:after="20"/>
+        <w:numPr>
+          <w:ilvl w:val="0"/>
+          <w:numId w:val="34"/>
+        </w:numPr>
       </w:pPr>
       <w:r>
         <w:t>Teach: wash with soap while singing Happy Birthday twice. Talk about WHEN to wash (before eating, after bathroom, after sneezing).</w:t>
@@ -2080,7 +2376,11 @@
     </w:p>
     <w:p>
       <w:pPr>
-        <w:pStyle w:val="ListNumber"/>
+        <w:spacing w:after="20"/>
+        <w:numPr>
+          <w:ilvl w:val="0"/>
+          <w:numId w:val="35"/>
+        </w:numPr>
       </w:pPr>
       <w:r>
         <w:t>Form a circle. Everyone puts their left hand toward the center, little fingers linked to the next Scout.</w:t>
@@ -2088,7 +2388,11 @@
     </w:p>
     <w:p>
       <w:pPr>
-        <w:pStyle w:val="ListNumber"/>
+        <w:spacing w:after="20"/>
+        <w:numPr>
+          <w:ilvl w:val="0"/>
+          <w:numId w:val="35"/>
+        </w:numPr>
       </w:pPr>
       <w:r>
         <w:t>Den Chief shares a 1-sentence thought tied to tonight (e.g., 'Tonight we practiced being Helpful.').</w:t>
@@ -2096,7 +2400,11 @@
     </w:p>
     <w:p>
       <w:pPr>
-        <w:pStyle w:val="ListNumber"/>
+        <w:spacing w:after="20"/>
+        <w:numPr>
+          <w:ilvl w:val="0"/>
+          <w:numId w:val="35"/>
+        </w:numPr>
       </w:pPr>
       <w:r>
         <w:t>On the Den Chief's signal, everyone raises the circle and gives a quiet 'Do Your Best!' Dismiss.</w:t>
@@ -2218,7 +2526,11 @@
     </w:p>
     <w:p>
       <w:pPr>
-        <w:pStyle w:val="ListNumber"/>
+        <w:spacing w:after="20"/>
+        <w:numPr>
+          <w:ilvl w:val="0"/>
+          <w:numId w:val="36"/>
+        </w:numPr>
       </w:pPr>
       <w:r>
         <w:t>Den Chief calls an animal; everyone moves like it (bear crawl, bunny hop, crab walk).</w:t>
@@ -2237,7 +2549,11 @@
     </w:p>
     <w:p>
       <w:pPr>
-        <w:pStyle w:val="ListNumber"/>
+        <w:spacing w:after="20"/>
+        <w:numPr>
+          <w:ilvl w:val="0"/>
+          <w:numId w:val="37"/>
+        </w:numPr>
       </w:pPr>
       <w:r>
         <w:t>Form up in a horseshoe or circle. Ask a Scout to lead the Pledge of Allegiance to the flag.</w:t>
@@ -2245,7 +2561,11 @@
     </w:p>
     <w:p>
       <w:pPr>
-        <w:pStyle w:val="ListNumber"/>
+        <w:spacing w:after="20"/>
+        <w:numPr>
+          <w:ilvl w:val="0"/>
+          <w:numId w:val="37"/>
+        </w:numPr>
       </w:pPr>
       <w:r>
         <w:t>Everyone gives the Cub Scout sign and recites the Scout Oath together.</w:t>
@@ -2253,7 +2573,11 @@
     </w:p>
     <w:p>
       <w:pPr>
-        <w:pStyle w:val="ListNumber"/>
+        <w:spacing w:after="20"/>
+        <w:numPr>
+          <w:ilvl w:val="0"/>
+          <w:numId w:val="37"/>
+        </w:numPr>
       </w:pPr>
       <w:r>
         <w:t>Recite the Scout Law together. Younger dens may say it line-by-line after the Den Chief.</w:t>
@@ -2272,7 +2596,11 @@
     </w:p>
     <w:p>
       <w:pPr>
-        <w:pStyle w:val="ListNumber"/>
+        <w:spacing w:after="20"/>
+        <w:numPr>
+          <w:ilvl w:val="0"/>
+          <w:numId w:val="38"/>
+        </w:numPr>
       </w:pPr>
       <w:r>
         <w:t>Run a rotation of active games: tag, relay races, Simon Says (active moves), parachute if you have one.</w:t>
@@ -2280,7 +2608,11 @@
     </w:p>
     <w:p>
       <w:pPr>
-        <w:pStyle w:val="ListNumber"/>
+        <w:spacing w:after="20"/>
+        <w:numPr>
+          <w:ilvl w:val="0"/>
+          <w:numId w:val="38"/>
+        </w:numPr>
       </w:pPr>
       <w:r>
         <w:t>Keep everyone moving for a full 20 minutes.</w:t>
@@ -2288,7 +2620,11 @@
     </w:p>
     <w:p>
       <w:pPr>
-        <w:pStyle w:val="ListNumber"/>
+        <w:spacing w:after="20"/>
+        <w:numPr>
+          <w:ilvl w:val="0"/>
+          <w:numId w:val="38"/>
+        </w:numPr>
       </w:pPr>
       <w:r>
         <w:t>Point out their fast heartbeat - 'That's your body getting strong!'</w:t>
@@ -2319,7 +2655,11 @@
     </w:p>
     <w:p>
       <w:pPr>
-        <w:pStyle w:val="ListNumber"/>
+        <w:spacing w:after="20"/>
+        <w:numPr>
+          <w:ilvl w:val="0"/>
+          <w:numId w:val="39"/>
+        </w:numPr>
       </w:pPr>
       <w:r>
         <w:t>After all that running, practice resting: lie down, close eyes, breathe slow (smell the flower, blow out the candle).</w:t>
@@ -2327,7 +2667,11 @@
     </w:p>
     <w:p>
       <w:pPr>
-        <w:pStyle w:val="ListNumber"/>
+        <w:spacing w:after="20"/>
+        <w:numPr>
+          <w:ilvl w:val="0"/>
+          <w:numId w:val="39"/>
+        </w:numPr>
       </w:pPr>
       <w:r>
         <w:t>Try 'quiet as a mouse' for 60 seconds.</w:t>
@@ -2335,7 +2679,11 @@
     </w:p>
     <w:p>
       <w:pPr>
-        <w:pStyle w:val="ListNumber"/>
+        <w:spacing w:after="20"/>
+        <w:numPr>
+          <w:ilvl w:val="0"/>
+          <w:numId w:val="39"/>
+        </w:numPr>
       </w:pPr>
       <w:r>
         <w:t>Talk about bedtime routines that help you rest well.</w:t>
@@ -2366,7 +2714,11 @@
     </w:p>
     <w:p>
       <w:pPr>
-        <w:pStyle w:val="ListNumber"/>
+        <w:spacing w:after="20"/>
+        <w:numPr>
+          <w:ilvl w:val="0"/>
+          <w:numId w:val="40"/>
+        </w:numPr>
       </w:pPr>
       <w:r>
         <w:t>Form a circle. Everyone puts their left hand toward the center, little fingers linked to the next Scout.</w:t>
@@ -2374,7 +2726,11 @@
     </w:p>
     <w:p>
       <w:pPr>
-        <w:pStyle w:val="ListNumber"/>
+        <w:spacing w:after="20"/>
+        <w:numPr>
+          <w:ilvl w:val="0"/>
+          <w:numId w:val="40"/>
+        </w:numPr>
       </w:pPr>
       <w:r>
         <w:t>Den Chief shares a 1-sentence thought tied to tonight (e.g., 'Tonight we practiced being Helpful.').</w:t>
@@ -2382,7 +2738,11 @@
     </w:p>
     <w:p>
       <w:pPr>
-        <w:pStyle w:val="ListNumber"/>
+        <w:spacing w:after="20"/>
+        <w:numPr>
+          <w:ilvl w:val="0"/>
+          <w:numId w:val="40"/>
+        </w:numPr>
       </w:pPr>
       <w:r>
         <w:t>On the Den Chief's signal, everyone raises the circle and gives a quiet 'Do Your Best!' Dismiss.</w:t>
@@ -2631,7 +2991,11 @@
     </w:p>
     <w:p>
       <w:pPr>
-        <w:pStyle w:val="ListNumber"/>
+        <w:spacing w:after="20"/>
+        <w:numPr>
+          <w:ilvl w:val="0"/>
+          <w:numId w:val="41"/>
+        </w:numPr>
       </w:pPr>
       <w:r>
         <w:t>Lions act out a family helper job (sweeping, cooking, walking the dog); others guess.</w:t>
@@ -2650,7 +3014,11 @@
     </w:p>
     <w:p>
       <w:pPr>
-        <w:pStyle w:val="ListNumber"/>
+        <w:spacing w:after="20"/>
+        <w:numPr>
+          <w:ilvl w:val="0"/>
+          <w:numId w:val="42"/>
+        </w:numPr>
       </w:pPr>
       <w:r>
         <w:t>Form up in a horseshoe or circle. Ask a Scout to lead the Pledge of Allegiance to the flag.</w:t>
@@ -2658,7 +3026,11 @@
     </w:p>
     <w:p>
       <w:pPr>
-        <w:pStyle w:val="ListNumber"/>
+        <w:spacing w:after="20"/>
+        <w:numPr>
+          <w:ilvl w:val="0"/>
+          <w:numId w:val="42"/>
+        </w:numPr>
       </w:pPr>
       <w:r>
         <w:t>Everyone gives the Cub Scout sign and recites the Scout Oath together.</w:t>
@@ -2666,7 +3038,11 @@
     </w:p>
     <w:p>
       <w:pPr>
-        <w:pStyle w:val="ListNumber"/>
+        <w:spacing w:after="20"/>
+        <w:numPr>
+          <w:ilvl w:val="0"/>
+          <w:numId w:val="42"/>
+        </w:numPr>
       </w:pPr>
       <w:r>
         <w:t>Recite the Scout Law together. Younger dens may say it line-by-line after the Den Chief.</w:t>
@@ -2685,7 +3061,11 @@
     </w:p>
     <w:p>
       <w:pPr>
-        <w:pStyle w:val="ListNumber"/>
+        <w:spacing w:after="20"/>
+        <w:numPr>
+          <w:ilvl w:val="0"/>
+          <w:numId w:val="43"/>
+        </w:numPr>
       </w:pPr>
       <w:r>
         <w:t>Each Lion draws a picture of the people they live with (pets count!).</w:t>
@@ -2693,7 +3073,11 @@
     </w:p>
     <w:p>
       <w:pPr>
-        <w:pStyle w:val="ListNumber"/>
+        <w:spacing w:after="20"/>
+        <w:numPr>
+          <w:ilvl w:val="0"/>
+          <w:numId w:val="43"/>
+        </w:numPr>
       </w:pPr>
       <w:r>
         <w:t>Share: 'Who is in your picture and one thing you love doing together?'</w:t>
@@ -2724,7 +3108,11 @@
     </w:p>
     <w:p>
       <w:pPr>
-        <w:pStyle w:val="ListNumber"/>
+        <w:spacing w:after="20"/>
+        <w:numPr>
+          <w:ilvl w:val="0"/>
+          <w:numId w:val="44"/>
+        </w:numPr>
       </w:pPr>
       <w:r>
         <w:t>Brainstorm jobs kids can do at home. Write/draw them on a chart.</w:t>
@@ -2732,7 +3120,11 @@
     </w:p>
     <w:p>
       <w:pPr>
-        <w:pStyle w:val="ListNumber"/>
+        <w:spacing w:after="20"/>
+        <w:numPr>
+          <w:ilvl w:val="0"/>
+          <w:numId w:val="44"/>
+        </w:numPr>
       </w:pPr>
       <w:r>
         <w:t>Each Lion picks a home job to do this week (this is req 2, finished at home).</w:t>
@@ -2740,7 +3132,11 @@
     </w:p>
     <w:p>
       <w:pPr>
-        <w:pStyle w:val="ListNumber"/>
+        <w:spacing w:after="20"/>
+        <w:numPr>
+          <w:ilvl w:val="0"/>
+          <w:numId w:val="44"/>
+        </w:numPr>
       </w:pPr>
       <w:r>
         <w:t>Talk about our BIG helper project next meeting - a service project.</w:t>
@@ -2771,7 +3167,11 @@
     </w:p>
     <w:p>
       <w:pPr>
-        <w:pStyle w:val="ListNumber"/>
+        <w:spacing w:after="20"/>
+        <w:numPr>
+          <w:ilvl w:val="0"/>
+          <w:numId w:val="45"/>
+        </w:numPr>
       </w:pPr>
       <w:r>
         <w:t>Form a circle. Everyone puts their left hand toward the center, little fingers linked to the next Scout.</w:t>
@@ -2779,7 +3179,11 @@
     </w:p>
     <w:p>
       <w:pPr>
-        <w:pStyle w:val="ListNumber"/>
+        <w:spacing w:after="20"/>
+        <w:numPr>
+          <w:ilvl w:val="0"/>
+          <w:numId w:val="45"/>
+        </w:numPr>
       </w:pPr>
       <w:r>
         <w:t>Den Chief shares a 1-sentence thought tied to tonight (e.g., 'Tonight we practiced being Helpful.').</w:t>
@@ -2787,7 +3191,11 @@
     </w:p>
     <w:p>
       <w:pPr>
-        <w:pStyle w:val="ListNumber"/>
+        <w:spacing w:after="20"/>
+        <w:numPr>
+          <w:ilvl w:val="0"/>
+          <w:numId w:val="45"/>
+        </w:numPr>
       </w:pPr>
       <w:r>
         <w:t>On the Den Chief's signal, everyone raises the circle and gives a quiet 'Do Your Best!' Dismiss.</w:t>
@@ -2909,7 +3317,11 @@
     </w:p>
     <w:p>
       <w:pPr>
-        <w:pStyle w:val="ListNumber"/>
+        <w:spacing w:after="20"/>
+        <w:numPr>
+          <w:ilvl w:val="0"/>
+          <w:numId w:val="46"/>
+        </w:numPr>
       </w:pPr>
       <w:r>
         <w:t>Pass a ball of yarn across the circle; each Lion names one kind thing they can do, making a web.</w:t>
@@ -2928,7 +3340,11 @@
     </w:p>
     <w:p>
       <w:pPr>
-        <w:pStyle w:val="ListNumber"/>
+        <w:spacing w:after="20"/>
+        <w:numPr>
+          <w:ilvl w:val="0"/>
+          <w:numId w:val="47"/>
+        </w:numPr>
       </w:pPr>
       <w:r>
         <w:t>Form up in a horseshoe or circle. Ask a Scout to lead the Pledge of Allegiance to the flag.</w:t>
@@ -2936,7 +3352,11 @@
     </w:p>
     <w:p>
       <w:pPr>
-        <w:pStyle w:val="ListNumber"/>
+        <w:spacing w:after="20"/>
+        <w:numPr>
+          <w:ilvl w:val="0"/>
+          <w:numId w:val="47"/>
+        </w:numPr>
       </w:pPr>
       <w:r>
         <w:t>Everyone gives the Cub Scout sign and recites the Scout Oath together.</w:t>
@@ -2944,7 +3364,11 @@
     </w:p>
     <w:p>
       <w:pPr>
-        <w:pStyle w:val="ListNumber"/>
+        <w:spacing w:after="20"/>
+        <w:numPr>
+          <w:ilvl w:val="0"/>
+          <w:numId w:val="47"/>
+        </w:numPr>
       </w:pPr>
       <w:r>
         <w:t>Recite the Scout Law together. Younger dens may say it line-by-line after the Den Chief.</w:t>
@@ -2963,7 +3387,11 @@
     </w:p>
     <w:p>
       <w:pPr>
-        <w:pStyle w:val="ListNumber"/>
+        <w:spacing w:after="20"/>
+        <w:numPr>
+          <w:ilvl w:val="0"/>
+          <w:numId w:val="48"/>
+        </w:numPr>
       </w:pPr>
       <w:r>
         <w:t>Pick ONE simple project: sort/pack canned goods for a food pantry, make thank-you cards for first responders, or clean up the meeting-place grounds.</w:t>
@@ -2971,7 +3399,11 @@
     </w:p>
     <w:p>
       <w:pPr>
-        <w:pStyle w:val="ListNumber"/>
+        <w:spacing w:after="20"/>
+        <w:numPr>
+          <w:ilvl w:val="0"/>
+          <w:numId w:val="48"/>
+        </w:numPr>
       </w:pPr>
       <w:r>
         <w:t>Do the project together for ~20 minutes.</w:t>
@@ -2979,7 +3411,11 @@
     </w:p>
     <w:p>
       <w:pPr>
-        <w:pStyle w:val="ListNumber"/>
+        <w:spacing w:after="20"/>
+        <w:numPr>
+          <w:ilvl w:val="0"/>
+          <w:numId w:val="48"/>
+        </w:numPr>
       </w:pPr>
       <w:r>
         <w:t>Afterward, ask: 'Who did we help, and how did it feel?'</w:t>
@@ -3010,7 +3446,11 @@
     </w:p>
     <w:p>
       <w:pPr>
-        <w:pStyle w:val="ListNumber"/>
+        <w:spacing w:after="20"/>
+        <w:numPr>
+          <w:ilvl w:val="0"/>
+          <w:numId w:val="49"/>
+        </w:numPr>
       </w:pPr>
       <w:r>
         <w:t>Form a circle. Everyone puts their left hand toward the center, little fingers linked to the next Scout.</w:t>
@@ -3018,7 +3458,11 @@
     </w:p>
     <w:p>
       <w:pPr>
-        <w:pStyle w:val="ListNumber"/>
+        <w:spacing w:after="20"/>
+        <w:numPr>
+          <w:ilvl w:val="0"/>
+          <w:numId w:val="49"/>
+        </w:numPr>
       </w:pPr>
       <w:r>
         <w:t>Den Chief shares a 1-sentence thought tied to tonight (e.g., 'Tonight we practiced being Helpful.').</w:t>
@@ -3026,7 +3470,11 @@
     </w:p>
     <w:p>
       <w:pPr>
-        <w:pStyle w:val="ListNumber"/>
+        <w:spacing w:after="20"/>
+        <w:numPr>
+          <w:ilvl w:val="0"/>
+          <w:numId w:val="49"/>
+        </w:numPr>
       </w:pPr>
       <w:r>
         <w:t>On the Den Chief's signal, everyone raises the circle and gives a quiet 'Do Your Best!' Dismiss.</w:t>
@@ -3259,7 +3707,11 @@
     </w:p>
     <w:p>
       <w:pPr>
-        <w:pStyle w:val="ListNumber"/>
+        <w:spacing w:after="20"/>
+        <w:numPr>
+          <w:ilvl w:val="0"/>
+          <w:numId w:val="50"/>
+        </w:numPr>
       </w:pPr>
       <w:r>
         <w:t>Classic game - warms them up and previews 'stop when told,' which matters for safety tonight.</w:t>
@@ -3278,7 +3730,11 @@
     </w:p>
     <w:p>
       <w:pPr>
-        <w:pStyle w:val="ListNumber"/>
+        <w:spacing w:after="20"/>
+        <w:numPr>
+          <w:ilvl w:val="0"/>
+          <w:numId w:val="51"/>
+        </w:numPr>
       </w:pPr>
       <w:r>
         <w:t>Form up in a horseshoe or circle. Ask a Scout to lead the Pledge of Allegiance to the flag.</w:t>
@@ -3286,7 +3742,11 @@
     </w:p>
     <w:p>
       <w:pPr>
-        <w:pStyle w:val="ListNumber"/>
+        <w:spacing w:after="20"/>
+        <w:numPr>
+          <w:ilvl w:val="0"/>
+          <w:numId w:val="51"/>
+        </w:numPr>
       </w:pPr>
       <w:r>
         <w:t>Everyone gives the Cub Scout sign and recites the Scout Oath together.</w:t>
@@ -3294,7 +3754,11 @@
     </w:p>
     <w:p>
       <w:pPr>
-        <w:pStyle w:val="ListNumber"/>
+        <w:spacing w:after="20"/>
+        <w:numPr>
+          <w:ilvl w:val="0"/>
+          <w:numId w:val="51"/>
+        </w:numPr>
       </w:pPr>
       <w:r>
         <w:t>Recite the Scout Law together. Younger dens may say it line-by-line after the Den Chief.</w:t>
@@ -3313,7 +3777,11 @@
     </w:p>
     <w:p>
       <w:pPr>
-        <w:pStyle w:val="ListNumber"/>
+        <w:spacing w:after="20"/>
+        <w:numPr>
+          <w:ilvl w:val="0"/>
+          <w:numId w:val="52"/>
+        </w:numPr>
       </w:pPr>
       <w:r>
         <w:t>Teach the rule: if something feels wrong, SHOUT 'No!', RUN away to safety, TELL a trusted adult.</w:t>
@@ -3321,7 +3789,11 @@
     </w:p>
     <w:p>
       <w:pPr>
-        <w:pStyle w:val="ListNumber"/>
+        <w:spacing w:after="20"/>
+        <w:numPr>
+          <w:ilvl w:val="0"/>
+          <w:numId w:val="52"/>
+        </w:numPr>
       </w:pPr>
       <w:r>
         <w:t>Practice as a game: Den Chief describes an 'uh-oh' situation; Lions do the three moves.</w:t>
@@ -3329,7 +3801,11 @@
     </w:p>
     <w:p>
       <w:pPr>
-        <w:pStyle w:val="ListNumber"/>
+        <w:spacing w:after="20"/>
+        <w:numPr>
+          <w:ilvl w:val="0"/>
+          <w:numId w:val="52"/>
+        </w:numPr>
       </w:pPr>
       <w:r>
         <w:t>Each Lion names one trusted adult they would TELL.</w:t>
@@ -3348,7 +3824,11 @@
     </w:p>
     <w:p>
       <w:pPr>
-        <w:pStyle w:val="ListNumber"/>
+        <w:spacing w:after="20"/>
+        <w:numPr>
+          <w:ilvl w:val="0"/>
+          <w:numId w:val="53"/>
+        </w:numPr>
       </w:pPr>
       <w:r>
         <w:t>Teach 9-1-1: when to call, and that you say your name and where you are.</w:t>
@@ -3356,7 +3836,11 @@
     </w:p>
     <w:p>
       <w:pPr>
-        <w:pStyle w:val="ListNumber"/>
+        <w:spacing w:after="20"/>
+        <w:numPr>
+          <w:ilvl w:val="0"/>
+          <w:numId w:val="53"/>
+        </w:numPr>
       </w:pPr>
       <w:r>
         <w:t>Practice on toy/pretend phones: 'What's your emergency? What's your name? Where are you?'</w:t>
@@ -3364,7 +3848,11 @@
     </w:p>
     <w:p>
       <w:pPr>
-        <w:pStyle w:val="ListNumber"/>
+        <w:spacing w:after="20"/>
+        <w:numPr>
+          <w:ilvl w:val="0"/>
+          <w:numId w:val="53"/>
+        </w:numPr>
       </w:pPr>
       <w:r>
         <w:t>Reinforce: only call for a real emergency.</w:t>
@@ -3395,7 +3883,11 @@
     </w:p>
     <w:p>
       <w:pPr>
-        <w:pStyle w:val="ListNumber"/>
+        <w:spacing w:after="20"/>
+        <w:numPr>
+          <w:ilvl w:val="0"/>
+          <w:numId w:val="54"/>
+        </w:numPr>
       </w:pPr>
       <w:r>
         <w:t>Form a circle. Everyone puts their left hand toward the center, little fingers linked to the next Scout.</w:t>
@@ -3403,7 +3895,11 @@
     </w:p>
     <w:p>
       <w:pPr>
-        <w:pStyle w:val="ListNumber"/>
+        <w:spacing w:after="20"/>
+        <w:numPr>
+          <w:ilvl w:val="0"/>
+          <w:numId w:val="54"/>
+        </w:numPr>
       </w:pPr>
       <w:r>
         <w:t>Den Chief shares a 1-sentence thought tied to tonight (e.g., 'Tonight we practiced being Helpful.').</w:t>
@@ -3411,7 +3907,11 @@
     </w:p>
     <w:p>
       <w:pPr>
-        <w:pStyle w:val="ListNumber"/>
+        <w:spacing w:after="20"/>
+        <w:numPr>
+          <w:ilvl w:val="0"/>
+          <w:numId w:val="54"/>
+        </w:numPr>
       </w:pPr>
       <w:r>
         <w:t>On the Den Chief's signal, everyone raises the circle and gives a quiet 'Do Your Best!' Dismiss.</w:t>
@@ -3525,7 +4025,11 @@
     </w:p>
     <w:p>
       <w:pPr>
-        <w:pStyle w:val="ListNumber"/>
+        <w:spacing w:after="20"/>
+        <w:numPr>
+          <w:ilvl w:val="0"/>
+          <w:numId w:val="55"/>
+        </w:numPr>
       </w:pPr>
       <w:r>
         <w:t>Den Chief holds a red 'STOP' / green 'GO' sign; Lions walk or freeze accordingly.</w:t>
@@ -3544,7 +4048,11 @@
     </w:p>
     <w:p>
       <w:pPr>
-        <w:pStyle w:val="ListNumber"/>
+        <w:spacing w:after="20"/>
+        <w:numPr>
+          <w:ilvl w:val="0"/>
+          <w:numId w:val="56"/>
+        </w:numPr>
       </w:pPr>
       <w:r>
         <w:t>Form up in a horseshoe or circle. Ask a Scout to lead the Pledge of Allegiance to the flag.</w:t>
@@ -3552,7 +4060,11 @@
     </w:p>
     <w:p>
       <w:pPr>
-        <w:pStyle w:val="ListNumber"/>
+        <w:spacing w:after="20"/>
+        <w:numPr>
+          <w:ilvl w:val="0"/>
+          <w:numId w:val="56"/>
+        </w:numPr>
       </w:pPr>
       <w:r>
         <w:t>Everyone gives the Cub Scout sign and recites the Scout Oath together.</w:t>
@@ -3560,7 +4072,11 @@
     </w:p>
     <w:p>
       <w:pPr>
-        <w:pStyle w:val="ListNumber"/>
+        <w:spacing w:after="20"/>
+        <w:numPr>
+          <w:ilvl w:val="0"/>
+          <w:numId w:val="56"/>
+        </w:numPr>
       </w:pPr>
       <w:r>
         <w:t>Recite the Scout Law together. Younger dens may say it line-by-line after the Den Chief.</w:t>
@@ -3579,7 +4095,11 @@
     </w:p>
     <w:p>
       <w:pPr>
-        <w:pStyle w:val="ListNumber"/>
+        <w:spacing w:after="20"/>
+        <w:numPr>
+          <w:ilvl w:val="0"/>
+          <w:numId w:val="57"/>
+        </w:numPr>
       </w:pPr>
       <w:r>
         <w:t>Tape a 'road' with a crosswalk on the floor.</w:t>
@@ -3587,7 +4107,11 @@
     </w:p>
     <w:p>
       <w:pPr>
-        <w:pStyle w:val="ListNumber"/>
+        <w:spacing w:after="20"/>
+        <w:numPr>
+          <w:ilvl w:val="0"/>
+          <w:numId w:val="57"/>
+        </w:numPr>
       </w:pPr>
       <w:r>
         <w:t>Teach: STOP at the edge, LOOK left-right-left, hold a grown-up's hand, WALK don't run.</w:t>
@@ -3595,7 +4119,11 @@
     </w:p>
     <w:p>
       <w:pPr>
-        <w:pStyle w:val="ListNumber"/>
+        <w:spacing w:after="20"/>
+        <w:numPr>
+          <w:ilvl w:val="0"/>
+          <w:numId w:val="57"/>
+        </w:numPr>
       </w:pPr>
       <w:r>
         <w:t>Each Lion practices crossing the pretend street the right way.</w:t>
@@ -3626,7 +4154,11 @@
     </w:p>
     <w:p>
       <w:pPr>
-        <w:pStyle w:val="ListNumber"/>
+        <w:spacing w:after="20"/>
+        <w:numPr>
+          <w:ilvl w:val="0"/>
+          <w:numId w:val="58"/>
+        </w:numPr>
       </w:pPr>
       <w:r>
         <w:t>Teach: in a parking lot, always hold an adult's hand and watch for backing-up cars (white lights = car is moving).</w:t>
@@ -3634,7 +4166,11 @@
     </w:p>
     <w:p>
       <w:pPr>
-        <w:pStyle w:val="ListNumber"/>
+        <w:spacing w:after="20"/>
+        <w:numPr>
+          <w:ilvl w:val="0"/>
+          <w:numId w:val="58"/>
+        </w:numPr>
       </w:pPr>
       <w:r>
         <w:t>Play 'Car or No Car?' - Den Chief says a scene; Lions say if it's safe to walk.</w:t>
@@ -3653,7 +4189,11 @@
     </w:p>
     <w:p>
       <w:pPr>
-        <w:pStyle w:val="ListNumber"/>
+        <w:spacing w:after="20"/>
+        <w:numPr>
+          <w:ilvl w:val="0"/>
+          <w:numId w:val="59"/>
+        </w:numPr>
       </w:pPr>
       <w:r>
         <w:t>Form a circle. Everyone puts their left hand toward the center, little fingers linked to the next Scout.</w:t>
@@ -3661,7 +4201,11 @@
     </w:p>
     <w:p>
       <w:pPr>
-        <w:pStyle w:val="ListNumber"/>
+        <w:spacing w:after="20"/>
+        <w:numPr>
+          <w:ilvl w:val="0"/>
+          <w:numId w:val="59"/>
+        </w:numPr>
       </w:pPr>
       <w:r>
         <w:t>Den Chief shares a 1-sentence thought tied to tonight (e.g., 'Tonight we practiced being Helpful.').</w:t>
@@ -3669,7 +4213,11 @@
     </w:p>
     <w:p>
       <w:pPr>
-        <w:pStyle w:val="ListNumber"/>
+        <w:spacing w:after="20"/>
+        <w:numPr>
+          <w:ilvl w:val="0"/>
+          <w:numId w:val="59"/>
+        </w:numPr>
       </w:pPr>
       <w:r>
         <w:t>On the Den Chief's signal, everyone raises the circle and gives a quiet 'Do Your Best!' Dismiss.</w:t>
@@ -3918,7 +4466,11 @@
     </w:p>
     <w:p>
       <w:pPr>
-        <w:pStyle w:val="ListNumber"/>
+        <w:spacing w:after="20"/>
+        <w:numPr>
+          <w:ilvl w:val="0"/>
+          <w:numId w:val="60"/>
+        </w:numPr>
       </w:pPr>
       <w:r>
         <w:t>Go around the circle; each Lion gives the person on their right a kind compliment.</w:t>
@@ -3937,7 +4489,11 @@
     </w:p>
     <w:p>
       <w:pPr>
-        <w:pStyle w:val="ListNumber"/>
+        <w:spacing w:after="20"/>
+        <w:numPr>
+          <w:ilvl w:val="0"/>
+          <w:numId w:val="61"/>
+        </w:numPr>
       </w:pPr>
       <w:r>
         <w:t>Form up in a horseshoe or circle. Ask a Scout to lead the Pledge of Allegiance to the flag.</w:t>
@@ -3945,7 +4501,11 @@
     </w:p>
     <w:p>
       <w:pPr>
-        <w:pStyle w:val="ListNumber"/>
+        <w:spacing w:after="20"/>
+        <w:numPr>
+          <w:ilvl w:val="0"/>
+          <w:numId w:val="61"/>
+        </w:numPr>
       </w:pPr>
       <w:r>
         <w:t>Everyone gives the Cub Scout sign and recites the Scout Oath together.</w:t>
@@ -3953,7 +4513,11 @@
     </w:p>
     <w:p>
       <w:pPr>
-        <w:pStyle w:val="ListNumber"/>
+        <w:spacing w:after="20"/>
+        <w:numPr>
+          <w:ilvl w:val="0"/>
+          <w:numId w:val="61"/>
+        </w:numPr>
       </w:pPr>
       <w:r>
         <w:t>Recite the Scout Law together. Younger dens may say it line-by-line after the Den Chief.</w:t>
@@ -3972,7 +4536,11 @@
     </w:p>
     <w:p>
       <w:pPr>
-        <w:pStyle w:val="ListNumber"/>
+        <w:spacing w:after="20"/>
+        <w:numPr>
+          <w:ilvl w:val="0"/>
+          <w:numId w:val="62"/>
+        </w:numPr>
       </w:pPr>
       <w:r>
         <w:t>Each Lion makes a bright, cheerful card or drawing for someone they love.</w:t>
@@ -3980,7 +4548,11 @@
     </w:p>
     <w:p>
       <w:pPr>
-        <w:pStyle w:val="ListNumber"/>
+        <w:spacing w:after="20"/>
+        <w:numPr>
+          <w:ilvl w:val="0"/>
+          <w:numId w:val="62"/>
+        </w:numPr>
       </w:pPr>
       <w:r>
         <w:t>Decorate with stickers, hearts, and their own artwork.</w:t>
@@ -3988,7 +4560,11 @@
     </w:p>
     <w:p>
       <w:pPr>
-        <w:pStyle w:val="ListNumber"/>
+        <w:spacing w:after="20"/>
+        <w:numPr>
+          <w:ilvl w:val="0"/>
+          <w:numId w:val="62"/>
+        </w:numPr>
       </w:pPr>
       <w:r>
         <w:t>Talk about WHO they'll give it to and why that person is special.</w:t>
@@ -3996,7 +4572,11 @@
     </w:p>
     <w:p>
       <w:pPr>
-        <w:pStyle w:val="ListNumber"/>
+        <w:spacing w:after="20"/>
+        <w:numPr>
+          <w:ilvl w:val="0"/>
+          <w:numId w:val="62"/>
+        </w:numPr>
       </w:pPr>
       <w:r>
         <w:t>Send it home to be delivered (completes req 3).</w:t>
@@ -4027,7 +4607,11 @@
     </w:p>
     <w:p>
       <w:pPr>
-        <w:pStyle w:val="ListNumber"/>
+        <w:spacing w:after="20"/>
+        <w:numPr>
+          <w:ilvl w:val="0"/>
+          <w:numId w:val="63"/>
+        </w:numPr>
       </w:pPr>
       <w:r>
         <w:t>Form a circle. Everyone puts their left hand toward the center, little fingers linked to the next Scout.</w:t>
@@ -4035,7 +4619,11 @@
     </w:p>
     <w:p>
       <w:pPr>
-        <w:pStyle w:val="ListNumber"/>
+        <w:spacing w:after="20"/>
+        <w:numPr>
+          <w:ilvl w:val="0"/>
+          <w:numId w:val="63"/>
+        </w:numPr>
       </w:pPr>
       <w:r>
         <w:t>Den Chief shares a 1-sentence thought tied to tonight (e.g., 'Tonight we practiced being Helpful.').</w:t>
@@ -4043,7 +4631,11 @@
     </w:p>
     <w:p>
       <w:pPr>
-        <w:pStyle w:val="ListNumber"/>
+        <w:spacing w:after="20"/>
+        <w:numPr>
+          <w:ilvl w:val="0"/>
+          <w:numId w:val="63"/>
+        </w:numPr>
       </w:pPr>
       <w:r>
         <w:t>On the Den Chief's signal, everyone raises the circle and gives a quiet 'Do Your Best!' Dismiss.</w:t>
@@ -4157,7 +4749,11 @@
     </w:p>
     <w:p>
       <w:pPr>
-        <w:pStyle w:val="ListNumber"/>
+        <w:spacing w:after="20"/>
+        <w:numPr>
+          <w:ilvl w:val="0"/>
+          <w:numId w:val="64"/>
+        </w:numPr>
       </w:pPr>
       <w:r>
         <w:t>Lions place their home faith-tradition drawings on the table as they arrive.</w:t>
@@ -4176,7 +4772,11 @@
     </w:p>
     <w:p>
       <w:pPr>
-        <w:pStyle w:val="ListNumber"/>
+        <w:spacing w:after="20"/>
+        <w:numPr>
+          <w:ilvl w:val="0"/>
+          <w:numId w:val="65"/>
+        </w:numPr>
       </w:pPr>
       <w:r>
         <w:t>Form up in a horseshoe or circle. Ask a Scout to lead the Pledge of Allegiance to the flag.</w:t>
@@ -4184,7 +4784,11 @@
     </w:p>
     <w:p>
       <w:pPr>
-        <w:pStyle w:val="ListNumber"/>
+        <w:spacing w:after="20"/>
+        <w:numPr>
+          <w:ilvl w:val="0"/>
+          <w:numId w:val="65"/>
+        </w:numPr>
       </w:pPr>
       <w:r>
         <w:t>Everyone gives the Cub Scout sign and recites the Scout Oath together.</w:t>
@@ -4192,7 +4796,11 @@
     </w:p>
     <w:p>
       <w:pPr>
-        <w:pStyle w:val="ListNumber"/>
+        <w:spacing w:after="20"/>
+        <w:numPr>
+          <w:ilvl w:val="0"/>
+          <w:numId w:val="65"/>
+        </w:numPr>
       </w:pPr>
       <w:r>
         <w:t>Recite the Scout Law together. Younger dens may say it line-by-line after the Den Chief.</w:t>
@@ -4211,7 +4819,11 @@
     </w:p>
     <w:p>
       <w:pPr>
-        <w:pStyle w:val="ListNumber"/>
+        <w:spacing w:after="20"/>
+        <w:numPr>
+          <w:ilvl w:val="0"/>
+          <w:numId w:val="66"/>
+        </w:numPr>
       </w:pPr>
       <w:r>
         <w:t>Lions (with adult partners) share their favorite family holiday/celebration drawing.</w:t>
@@ -4219,7 +4831,11 @@
     </w:p>
     <w:p>
       <w:pPr>
-        <w:pStyle w:val="ListNumber"/>
+        <w:spacing w:after="20"/>
+        <w:numPr>
+          <w:ilvl w:val="0"/>
+          <w:numId w:val="66"/>
+        </w:numPr>
       </w:pPr>
       <w:r>
         <w:t>Celebrate that families are different and that's wonderful.</w:t>
@@ -4227,7 +4843,11 @@
     </w:p>
     <w:p>
       <w:pPr>
-        <w:pStyle w:val="ListNumber"/>
+        <w:spacing w:after="20"/>
+        <w:numPr>
+          <w:ilvl w:val="0"/>
+          <w:numId w:val="66"/>
+        </w:numPr>
       </w:pPr>
       <w:r>
         <w:t>Close with a gratitude circle: each Lion names one thing they're thankful for.</w:t>
@@ -4258,7 +4878,11 @@
     </w:p>
     <w:p>
       <w:pPr>
-        <w:pStyle w:val="ListNumber"/>
+        <w:spacing w:after="20"/>
+        <w:numPr>
+          <w:ilvl w:val="0"/>
+          <w:numId w:val="67"/>
+        </w:numPr>
       </w:pPr>
       <w:r>
         <w:t>Form a circle. Everyone puts their left hand toward the center, little fingers linked to the next Scout.</w:t>
@@ -4266,7 +4890,11 @@
     </w:p>
     <w:p>
       <w:pPr>
-        <w:pStyle w:val="ListNumber"/>
+        <w:spacing w:after="20"/>
+        <w:numPr>
+          <w:ilvl w:val="0"/>
+          <w:numId w:val="67"/>
+        </w:numPr>
       </w:pPr>
       <w:r>
         <w:t>Den Chief shares a 1-sentence thought tied to tonight (e.g., 'Tonight we practiced being Helpful.').</w:t>
@@ -4274,7 +4902,11 @@
     </w:p>
     <w:p>
       <w:pPr>
-        <w:pStyle w:val="ListNumber"/>
+        <w:spacing w:after="20"/>
+        <w:numPr>
+          <w:ilvl w:val="0"/>
+          <w:numId w:val="67"/>
+        </w:numPr>
       </w:pPr>
       <w:r>
         <w:t>On the Den Chief's signal, everyone raises the circle and gives a quiet 'Do Your Best!' Dismiss.</w:t>
@@ -4507,7 +5139,11 @@
     </w:p>
     <w:p>
       <w:pPr>
-        <w:pStyle w:val="ListNumber"/>
+        <w:spacing w:after="20"/>
+        <w:numPr>
+          <w:ilvl w:val="0"/>
+          <w:numId w:val="68"/>
+        </w:numPr>
       </w:pPr>
       <w:r>
         <w:t>High-energy tag to start the night.</w:t>
@@ -4526,7 +5162,11 @@
     </w:p>
     <w:p>
       <w:pPr>
-        <w:pStyle w:val="ListNumber"/>
+        <w:spacing w:after="20"/>
+        <w:numPr>
+          <w:ilvl w:val="0"/>
+          <w:numId w:val="69"/>
+        </w:numPr>
       </w:pPr>
       <w:r>
         <w:t>Form up in a horseshoe or circle. Ask a Scout to lead the Pledge of Allegiance to the flag.</w:t>
@@ -4534,7 +5174,11 @@
     </w:p>
     <w:p>
       <w:pPr>
-        <w:pStyle w:val="ListNumber"/>
+        <w:spacing w:after="20"/>
+        <w:numPr>
+          <w:ilvl w:val="0"/>
+          <w:numId w:val="69"/>
+        </w:numPr>
       </w:pPr>
       <w:r>
         <w:t>Everyone gives the Cub Scout sign and recites the Scout Oath together.</w:t>
@@ -4542,7 +5186,11 @@
     </w:p>
     <w:p>
       <w:pPr>
-        <w:pStyle w:val="ListNumber"/>
+        <w:spacing w:after="20"/>
+        <w:numPr>
+          <w:ilvl w:val="0"/>
+          <w:numId w:val="69"/>
+        </w:numPr>
       </w:pPr>
       <w:r>
         <w:t>Recite the Scout Law together. Younger dens may say it line-by-line after the Den Chief.</w:t>
@@ -4561,7 +5209,11 @@
     </w:p>
     <w:p>
       <w:pPr>
-        <w:pStyle w:val="ListNumber"/>
+        <w:spacing w:after="20"/>
+        <w:numPr>
+          <w:ilvl w:val="0"/>
+          <w:numId w:val="70"/>
+        </w:numPr>
       </w:pPr>
       <w:r>
         <w:t>Play 2-3 favorite den games chosen by the Lions.</w:t>
@@ -4569,7 +5221,11 @@
     </w:p>
     <w:p>
       <w:pPr>
-        <w:pStyle w:val="ListNumber"/>
+        <w:spacing w:after="20"/>
+        <w:numPr>
+          <w:ilvl w:val="0"/>
+          <w:numId w:val="70"/>
+        </w:numPr>
       </w:pPr>
       <w:r>
         <w:t>Reinforce good sportsmanship - cheer for everyone.</w:t>
@@ -4600,7 +5256,11 @@
     </w:p>
     <w:p>
       <w:pPr>
-        <w:pStyle w:val="ListNumber"/>
+        <w:spacing w:after="20"/>
+        <w:numPr>
+          <w:ilvl w:val="0"/>
+          <w:numId w:val="71"/>
+        </w:numPr>
       </w:pPr>
       <w:r>
         <w:t>Build a simple course (cones, tunnel, beanbag toss, balance line).</w:t>
@@ -4608,7 +5268,11 @@
     </w:p>
     <w:p>
       <w:pPr>
-        <w:pStyle w:val="ListNumber"/>
+        <w:spacing w:after="20"/>
+        <w:numPr>
+          <w:ilvl w:val="0"/>
+          <w:numId w:val="71"/>
+        </w:numPr>
       </w:pPr>
       <w:r>
         <w:t>Run it as a team relay - everyone finishes, effort over speed.</w:t>
@@ -4639,7 +5303,11 @@
     </w:p>
     <w:p>
       <w:pPr>
-        <w:pStyle w:val="ListNumber"/>
+        <w:spacing w:after="20"/>
+        <w:numPr>
+          <w:ilvl w:val="0"/>
+          <w:numId w:val="72"/>
+        </w:numPr>
       </w:pPr>
       <w:r>
         <w:t>Form a circle. Everyone puts their left hand toward the center, little fingers linked to the next Scout.</w:t>
@@ -4647,7 +5315,11 @@
     </w:p>
     <w:p>
       <w:pPr>
-        <w:pStyle w:val="ListNumber"/>
+        <w:spacing w:after="20"/>
+        <w:numPr>
+          <w:ilvl w:val="0"/>
+          <w:numId w:val="72"/>
+        </w:numPr>
       </w:pPr>
       <w:r>
         <w:t>Den Chief shares a 1-sentence thought tied to tonight (e.g., 'Tonight we practiced being Helpful.').</w:t>
@@ -4655,7 +5327,11 @@
     </w:p>
     <w:p>
       <w:pPr>
-        <w:pStyle w:val="ListNumber"/>
+        <w:spacing w:after="20"/>
+        <w:numPr>
+          <w:ilvl w:val="0"/>
+          <w:numId w:val="72"/>
+        </w:numPr>
       </w:pPr>
       <w:r>
         <w:t>On the Den Chief's signal, everyone raises the circle and gives a quiet 'Do Your Best!' Dismiss.</w:t>
@@ -4769,7 +5445,11 @@
     </w:p>
     <w:p>
       <w:pPr>
-        <w:pStyle w:val="ListNumber"/>
+        <w:spacing w:after="20"/>
+        <w:numPr>
+          <w:ilvl w:val="0"/>
+          <w:numId w:val="73"/>
+        </w:numPr>
       </w:pPr>
       <w:r>
         <w:t>Silly warm-up: everyone is a race car warming up their engine.</w:t>
@@ -4788,7 +5468,11 @@
     </w:p>
     <w:p>
       <w:pPr>
-        <w:pStyle w:val="ListNumber"/>
+        <w:spacing w:after="20"/>
+        <w:numPr>
+          <w:ilvl w:val="0"/>
+          <w:numId w:val="74"/>
+        </w:numPr>
       </w:pPr>
       <w:r>
         <w:t>Form up in a horseshoe or circle. Ask a Scout to lead the Pledge of Allegiance to the flag.</w:t>
@@ -4796,7 +5480,11 @@
     </w:p>
     <w:p>
       <w:pPr>
-        <w:pStyle w:val="ListNumber"/>
+        <w:spacing w:after="20"/>
+        <w:numPr>
+          <w:ilvl w:val="0"/>
+          <w:numId w:val="74"/>
+        </w:numPr>
       </w:pPr>
       <w:r>
         <w:t>Everyone gives the Cub Scout sign and recites the Scout Oath together.</w:t>
@@ -4804,7 +5492,11 @@
     </w:p>
     <w:p>
       <w:pPr>
-        <w:pStyle w:val="ListNumber"/>
+        <w:spacing w:after="20"/>
+        <w:numPr>
+          <w:ilvl w:val="0"/>
+          <w:numId w:val="74"/>
+        </w:numPr>
       </w:pPr>
       <w:r>
         <w:t>Recite the Scout Law together. Younger dens may say it line-by-line after the Den Chief.</w:t>
@@ -4823,7 +5515,11 @@
     </w:p>
     <w:p>
       <w:pPr>
-        <w:pStyle w:val="ListNumber"/>
+        <w:spacing w:after="20"/>
+        <w:numPr>
+          <w:ilvl w:val="0"/>
+          <w:numId w:val="75"/>
+        </w:numPr>
       </w:pPr>
       <w:r>
         <w:t>Decorate simple cardboard 'cars' (or use a ride-on/scooter relay).</w:t>
@@ -4831,7 +5527,11 @@
     </w:p>
     <w:p>
       <w:pPr>
-        <w:pStyle w:val="ListNumber"/>
+        <w:spacing w:after="20"/>
+        <w:numPr>
+          <w:ilvl w:val="0"/>
+          <w:numId w:val="75"/>
+        </w:numPr>
       </w:pPr>
       <w:r>
         <w:t>Run friendly heats with lots of cheering.</w:t>
@@ -4839,7 +5539,11 @@
     </w:p>
     <w:p>
       <w:pPr>
-        <w:pStyle w:val="ListNumber"/>
+        <w:spacing w:after="20"/>
+        <w:numPr>
+          <w:ilvl w:val="0"/>
+          <w:numId w:val="75"/>
+        </w:numPr>
       </w:pPr>
       <w:r>
         <w:t>Hand out 'Great Effort' ribbons to everyone.</w:t>
@@ -4870,7 +5574,11 @@
     </w:p>
     <w:p>
       <w:pPr>
-        <w:pStyle w:val="ListNumber"/>
+        <w:spacing w:after="20"/>
+        <w:numPr>
+          <w:ilvl w:val="0"/>
+          <w:numId w:val="76"/>
+        </w:numPr>
       </w:pPr>
       <w:r>
         <w:t>Form a circle. Everyone puts their left hand toward the center, little fingers linked to the next Scout.</w:t>
@@ -4878,7 +5586,11 @@
     </w:p>
     <w:p>
       <w:pPr>
-        <w:pStyle w:val="ListNumber"/>
+        <w:spacing w:after="20"/>
+        <w:numPr>
+          <w:ilvl w:val="0"/>
+          <w:numId w:val="76"/>
+        </w:numPr>
       </w:pPr>
       <w:r>
         <w:t>Den Chief shares a 1-sentence thought tied to tonight (e.g., 'Tonight we practiced being Helpful.').</w:t>
@@ -4886,7 +5598,11 @@
     </w:p>
     <w:p>
       <w:pPr>
-        <w:pStyle w:val="ListNumber"/>
+        <w:spacing w:after="20"/>
+        <w:numPr>
+          <w:ilvl w:val="0"/>
+          <w:numId w:val="76"/>
+        </w:numPr>
       </w:pPr>
       <w:r>
         <w:t>On the Den Chief's signal, everyone raises the circle and gives a quiet 'Do Your Best!' Dismiss.</w:t>
@@ -5120,6 +5836,18 @@
       <w:rPr>
         <w:rFonts w:ascii="Symbol" w:hAnsi="Symbol" w:hint="default"/>
       </w:rPr>
+    </w:lvl>
+  </w:abstractNum>
+  <w:abstractNum w:abstractNumId="9">
+    <w:multiLevelType w:val="singleLevel"/>
+    <w:lvl w:ilvl="0">
+      <w:start w:val="1"/>
+      <w:numFmt w:val="decimal"/>
+      <w:lvlText w:val="%1."/>
+      <w:lvlJc w:val="left"/>
+      <w:pPr>
+        <w:ind w:left="720" w:hanging="360"/>
+      </w:pPr>
     </w:lvl>
   </w:abstractNum>
   <w:num w:numId="1">
@@ -5148,6 +5876,408 @@
   </w:num>
   <w:num w:numId="9">
     <w:abstractNumId w:val="0"/>
+  </w:num>
+  <w:num w:numId="10">
+    <w:abstractNumId w:val="9"/>
+    <w:lvlOverride w:ilvl="0">
+      <w:startOverride w:val="1"/>
+    </w:lvlOverride>
+  </w:num>
+  <w:num w:numId="11">
+    <w:abstractNumId w:val="9"/>
+    <w:lvlOverride w:ilvl="0">
+      <w:startOverride w:val="1"/>
+    </w:lvlOverride>
+  </w:num>
+  <w:num w:numId="12">
+    <w:abstractNumId w:val="9"/>
+    <w:lvlOverride w:ilvl="0">
+      <w:startOverride w:val="1"/>
+    </w:lvlOverride>
+  </w:num>
+  <w:num w:numId="13">
+    <w:abstractNumId w:val="9"/>
+    <w:lvlOverride w:ilvl="0">
+      <w:startOverride w:val="1"/>
+    </w:lvlOverride>
+  </w:num>
+  <w:num w:numId="14">
+    <w:abstractNumId w:val="9"/>
+    <w:lvlOverride w:ilvl="0">
+      <w:startOverride w:val="1"/>
+    </w:lvlOverride>
+  </w:num>
+  <w:num w:numId="15">
+    <w:abstractNumId w:val="9"/>
+    <w:lvlOverride w:ilvl="0">
+      <w:startOverride w:val="1"/>
+    </w:lvlOverride>
+  </w:num>
+  <w:num w:numId="16">
+    <w:abstractNumId w:val="9"/>
+    <w:lvlOverride w:ilvl="0">
+      <w:startOverride w:val="1"/>
+    </w:lvlOverride>
+  </w:num>
+  <w:num w:numId="17">
+    <w:abstractNumId w:val="9"/>
+    <w:lvlOverride w:ilvl="0">
+      <w:startOverride w:val="1"/>
+    </w:lvlOverride>
+  </w:num>
+  <w:num w:numId="18">
+    <w:abstractNumId w:val="9"/>
+    <w:lvlOverride w:ilvl="0">
+      <w:startOverride w:val="1"/>
+    </w:lvlOverride>
+  </w:num>
+  <w:num w:numId="19">
+    <w:abstractNumId w:val="9"/>
+    <w:lvlOverride w:ilvl="0">
+      <w:startOverride w:val="1"/>
+    </w:lvlOverride>
+  </w:num>
+  <w:num w:numId="20">
+    <w:abstractNumId w:val="9"/>
+    <w:lvlOverride w:ilvl="0">
+      <w:startOverride w:val="1"/>
+    </w:lvlOverride>
+  </w:num>
+  <w:num w:numId="21">
+    <w:abstractNumId w:val="9"/>
+    <w:lvlOverride w:ilvl="0">
+      <w:startOverride w:val="1"/>
+    </w:lvlOverride>
+  </w:num>
+  <w:num w:numId="22">
+    <w:abstractNumId w:val="9"/>
+    <w:lvlOverride w:ilvl="0">
+      <w:startOverride w:val="1"/>
+    </w:lvlOverride>
+  </w:num>
+  <w:num w:numId="23">
+    <w:abstractNumId w:val="9"/>
+    <w:lvlOverride w:ilvl="0">
+      <w:startOverride w:val="1"/>
+    </w:lvlOverride>
+  </w:num>
+  <w:num w:numId="24">
+    <w:abstractNumId w:val="9"/>
+    <w:lvlOverride w:ilvl="0">
+      <w:startOverride w:val="1"/>
+    </w:lvlOverride>
+  </w:num>
+  <w:num w:numId="25">
+    <w:abstractNumId w:val="9"/>
+    <w:lvlOverride w:ilvl="0">
+      <w:startOverride w:val="1"/>
+    </w:lvlOverride>
+  </w:num>
+  <w:num w:numId="26">
+    <w:abstractNumId w:val="9"/>
+    <w:lvlOverride w:ilvl="0">
+      <w:startOverride w:val="1"/>
+    </w:lvlOverride>
+  </w:num>
+  <w:num w:numId="27">
+    <w:abstractNumId w:val="9"/>
+    <w:lvlOverride w:ilvl="0">
+      <w:startOverride w:val="1"/>
+    </w:lvlOverride>
+  </w:num>
+  <w:num w:numId="28">
+    <w:abstractNumId w:val="9"/>
+    <w:lvlOverride w:ilvl="0">
+      <w:startOverride w:val="1"/>
+    </w:lvlOverride>
+  </w:num>
+  <w:num w:numId="29">
+    <w:abstractNumId w:val="9"/>
+    <w:lvlOverride w:ilvl="0">
+      <w:startOverride w:val="1"/>
+    </w:lvlOverride>
+  </w:num>
+  <w:num w:numId="30">
+    <w:abstractNumId w:val="9"/>
+    <w:lvlOverride w:ilvl="0">
+      <w:startOverride w:val="1"/>
+    </w:lvlOverride>
+  </w:num>
+  <w:num w:numId="31">
+    <w:abstractNumId w:val="9"/>
+    <w:lvlOverride w:ilvl="0">
+      <w:startOverride w:val="1"/>
+    </w:lvlOverride>
+  </w:num>
+  <w:num w:numId="32">
+    <w:abstractNumId w:val="9"/>
+    <w:lvlOverride w:ilvl="0">
+      <w:startOverride w:val="1"/>
+    </w:lvlOverride>
+  </w:num>
+  <w:num w:numId="33">
+    <w:abstractNumId w:val="9"/>
+    <w:lvlOverride w:ilvl="0">
+      <w:startOverride w:val="1"/>
+    </w:lvlOverride>
+  </w:num>
+  <w:num w:numId="34">
+    <w:abstractNumId w:val="9"/>
+    <w:lvlOverride w:ilvl="0">
+      <w:startOverride w:val="1"/>
+    </w:lvlOverride>
+  </w:num>
+  <w:num w:numId="35">
+    <w:abstractNumId w:val="9"/>
+    <w:lvlOverride w:ilvl="0">
+      <w:startOverride w:val="1"/>
+    </w:lvlOverride>
+  </w:num>
+  <w:num w:numId="36">
+    <w:abstractNumId w:val="9"/>
+    <w:lvlOverride w:ilvl="0">
+      <w:startOverride w:val="1"/>
+    </w:lvlOverride>
+  </w:num>
+  <w:num w:numId="37">
+    <w:abstractNumId w:val="9"/>
+    <w:lvlOverride w:ilvl="0">
+      <w:startOverride w:val="1"/>
+    </w:lvlOverride>
+  </w:num>
+  <w:num w:numId="38">
+    <w:abstractNumId w:val="9"/>
+    <w:lvlOverride w:ilvl="0">
+      <w:startOverride w:val="1"/>
+    </w:lvlOverride>
+  </w:num>
+  <w:num w:numId="39">
+    <w:abstractNumId w:val="9"/>
+    <w:lvlOverride w:ilvl="0">
+      <w:startOverride w:val="1"/>
+    </w:lvlOverride>
+  </w:num>
+  <w:num w:numId="40">
+    <w:abstractNumId w:val="9"/>
+    <w:lvlOverride w:ilvl="0">
+      <w:startOverride w:val="1"/>
+    </w:lvlOverride>
+  </w:num>
+  <w:num w:numId="41">
+    <w:abstractNumId w:val="9"/>
+    <w:lvlOverride w:ilvl="0">
+      <w:startOverride w:val="1"/>
+    </w:lvlOverride>
+  </w:num>
+  <w:num w:numId="42">
+    <w:abstractNumId w:val="9"/>
+    <w:lvlOverride w:ilvl="0">
+      <w:startOverride w:val="1"/>
+    </w:lvlOverride>
+  </w:num>
+  <w:num w:numId="43">
+    <w:abstractNumId w:val="9"/>
+    <w:lvlOverride w:ilvl="0">
+      <w:startOverride w:val="1"/>
+    </w:lvlOverride>
+  </w:num>
+  <w:num w:numId="44">
+    <w:abstractNumId w:val="9"/>
+    <w:lvlOverride w:ilvl="0">
+      <w:startOverride w:val="1"/>
+    </w:lvlOverride>
+  </w:num>
+  <w:num w:numId="45">
+    <w:abstractNumId w:val="9"/>
+    <w:lvlOverride w:ilvl="0">
+      <w:startOverride w:val="1"/>
+    </w:lvlOverride>
+  </w:num>
+  <w:num w:numId="46">
+    <w:abstractNumId w:val="9"/>
+    <w:lvlOverride w:ilvl="0">
+      <w:startOverride w:val="1"/>
+    </w:lvlOverride>
+  </w:num>
+  <w:num w:numId="47">
+    <w:abstractNumId w:val="9"/>
+    <w:lvlOverride w:ilvl="0">
+      <w:startOverride w:val="1"/>
+    </w:lvlOverride>
+  </w:num>
+  <w:num w:numId="48">
+    <w:abstractNumId w:val="9"/>
+    <w:lvlOverride w:ilvl="0">
+      <w:startOverride w:val="1"/>
+    </w:lvlOverride>
+  </w:num>
+  <w:num w:numId="49">
+    <w:abstractNumId w:val="9"/>
+    <w:lvlOverride w:ilvl="0">
+      <w:startOverride w:val="1"/>
+    </w:lvlOverride>
+  </w:num>
+  <w:num w:numId="50">
+    <w:abstractNumId w:val="9"/>
+    <w:lvlOverride w:ilvl="0">
+      <w:startOverride w:val="1"/>
+    </w:lvlOverride>
+  </w:num>
+  <w:num w:numId="51">
+    <w:abstractNumId w:val="9"/>
+    <w:lvlOverride w:ilvl="0">
+      <w:startOverride w:val="1"/>
+    </w:lvlOverride>
+  </w:num>
+  <w:num w:numId="52">
+    <w:abstractNumId w:val="9"/>
+    <w:lvlOverride w:ilvl="0">
+      <w:startOverride w:val="1"/>
+    </w:lvlOverride>
+  </w:num>
+  <w:num w:numId="53">
+    <w:abstractNumId w:val="9"/>
+    <w:lvlOverride w:ilvl="0">
+      <w:startOverride w:val="1"/>
+    </w:lvlOverride>
+  </w:num>
+  <w:num w:numId="54">
+    <w:abstractNumId w:val="9"/>
+    <w:lvlOverride w:ilvl="0">
+      <w:startOverride w:val="1"/>
+    </w:lvlOverride>
+  </w:num>
+  <w:num w:numId="55">
+    <w:abstractNumId w:val="9"/>
+    <w:lvlOverride w:ilvl="0">
+      <w:startOverride w:val="1"/>
+    </w:lvlOverride>
+  </w:num>
+  <w:num w:numId="56">
+    <w:abstractNumId w:val="9"/>
+    <w:lvlOverride w:ilvl="0">
+      <w:startOverride w:val="1"/>
+    </w:lvlOverride>
+  </w:num>
+  <w:num w:numId="57">
+    <w:abstractNumId w:val="9"/>
+    <w:lvlOverride w:ilvl="0">
+      <w:startOverride w:val="1"/>
+    </w:lvlOverride>
+  </w:num>
+  <w:num w:numId="58">
+    <w:abstractNumId w:val="9"/>
+    <w:lvlOverride w:ilvl="0">
+      <w:startOverride w:val="1"/>
+    </w:lvlOverride>
+  </w:num>
+  <w:num w:numId="59">
+    <w:abstractNumId w:val="9"/>
+    <w:lvlOverride w:ilvl="0">
+      <w:startOverride w:val="1"/>
+    </w:lvlOverride>
+  </w:num>
+  <w:num w:numId="60">
+    <w:abstractNumId w:val="9"/>
+    <w:lvlOverride w:ilvl="0">
+      <w:startOverride w:val="1"/>
+    </w:lvlOverride>
+  </w:num>
+  <w:num w:numId="61">
+    <w:abstractNumId w:val="9"/>
+    <w:lvlOverride w:ilvl="0">
+      <w:startOverride w:val="1"/>
+    </w:lvlOverride>
+  </w:num>
+  <w:num w:numId="62">
+    <w:abstractNumId w:val="9"/>
+    <w:lvlOverride w:ilvl="0">
+      <w:startOverride w:val="1"/>
+    </w:lvlOverride>
+  </w:num>
+  <w:num w:numId="63">
+    <w:abstractNumId w:val="9"/>
+    <w:lvlOverride w:ilvl="0">
+      <w:startOverride w:val="1"/>
+    </w:lvlOverride>
+  </w:num>
+  <w:num w:numId="64">
+    <w:abstractNumId w:val="9"/>
+    <w:lvlOverride w:ilvl="0">
+      <w:startOverride w:val="1"/>
+    </w:lvlOverride>
+  </w:num>
+  <w:num w:numId="65">
+    <w:abstractNumId w:val="9"/>
+    <w:lvlOverride w:ilvl="0">
+      <w:startOverride w:val="1"/>
+    </w:lvlOverride>
+  </w:num>
+  <w:num w:numId="66">
+    <w:abstractNumId w:val="9"/>
+    <w:lvlOverride w:ilvl="0">
+      <w:startOverride w:val="1"/>
+    </w:lvlOverride>
+  </w:num>
+  <w:num w:numId="67">
+    <w:abstractNumId w:val="9"/>
+    <w:lvlOverride w:ilvl="0">
+      <w:startOverride w:val="1"/>
+    </w:lvlOverride>
+  </w:num>
+  <w:num w:numId="68">
+    <w:abstractNumId w:val="9"/>
+    <w:lvlOverride w:ilvl="0">
+      <w:startOverride w:val="1"/>
+    </w:lvlOverride>
+  </w:num>
+  <w:num w:numId="69">
+    <w:abstractNumId w:val="9"/>
+    <w:lvlOverride w:ilvl="0">
+      <w:startOverride w:val="1"/>
+    </w:lvlOverride>
+  </w:num>
+  <w:num w:numId="70">
+    <w:abstractNumId w:val="9"/>
+    <w:lvlOverride w:ilvl="0">
+      <w:startOverride w:val="1"/>
+    </w:lvlOverride>
+  </w:num>
+  <w:num w:numId="71">
+    <w:abstractNumId w:val="9"/>
+    <w:lvlOverride w:ilvl="0">
+      <w:startOverride w:val="1"/>
+    </w:lvlOverride>
+  </w:num>
+  <w:num w:numId="72">
+    <w:abstractNumId w:val="9"/>
+    <w:lvlOverride w:ilvl="0">
+      <w:startOverride w:val="1"/>
+    </w:lvlOverride>
+  </w:num>
+  <w:num w:numId="73">
+    <w:abstractNumId w:val="9"/>
+    <w:lvlOverride w:ilvl="0">
+      <w:startOverride w:val="1"/>
+    </w:lvlOverride>
+  </w:num>
+  <w:num w:numId="74">
+    <w:abstractNumId w:val="9"/>
+    <w:lvlOverride w:ilvl="0">
+      <w:startOverride w:val="1"/>
+    </w:lvlOverride>
+  </w:num>
+  <w:num w:numId="75">
+    <w:abstractNumId w:val="9"/>
+    <w:lvlOverride w:ilvl="0">
+      <w:startOverride w:val="1"/>
+    </w:lvlOverride>
+  </w:num>
+  <w:num w:numId="76">
+    <w:abstractNumId w:val="9"/>
+    <w:lvlOverride w:ilvl="0">
+      <w:startOverride w:val="1"/>
+    </w:lvlOverride>
   </w:num>
 </w:numbering>
 </file>

--- a/downloads/Den Guide - Lion.docx
+++ b/downloads/Den Guide - Lion.docx
@@ -372,6 +372,542 @@
     <w:p>
       <w:r>
         <w:br w:type="page"/>
+      </w:r>
+    </w:p>
+    <w:p>
+      <w:pPr>
+        <w:spacing w:before="280" w:after="80"/>
+      </w:pPr>
+      <w:r>
+        <w:rPr>
+          <w:b/>
+          <w:color w:val="F5A623"/>
+          <w:sz w:val="28"/>
+        </w:rPr>
+        <w:t>August 2026: Bobcat Kickoff</w:t>
+      </w:r>
+    </w:p>
+    <w:p>
+      <w:r>
+        <w:rPr>
+          <w:i/>
+        </w:rPr>
+        <w:t>August is a partial startup month: the Welcome Back Party (Aug 13) and New Scout Night (Aug 20) kick off the year, and the first den meeting (Aug 27) starts Bobcat. Meet everyone, set up how the den runs, and get a first taste of the Scout Oath, Law, and sign. Bobcat is finished in September, so Scouts who join in early fall still catch up.</w:t>
+      </w:r>
+    </w:p>
+    <w:tbl>
+      <w:tblPr>
+        <w:tblStyle w:val="LightGrid-Accent1"/>
+        <w:tblW w:type="auto" w:w="0"/>
+        <w:tblLook w:firstColumn="1" w:firstRow="1" w:lastColumn="0" w:lastRow="0" w:noHBand="0" w:noVBand="1" w:val="04A0"/>
+      </w:tblPr>
+      <w:tblGrid>
+        <w:gridCol w:w="3360"/>
+        <w:gridCol w:w="3360"/>
+        <w:gridCol w:w="3360"/>
+      </w:tblGrid>
+      <w:tr>
+        <w:tc>
+          <w:tcPr>
+            <w:tcW w:type="dxa" w:w="3360"/>
+          </w:tcPr>
+          <w:p>
+            <w:r>
+              <w:rPr>
+                <w:sz w:val="17"/>
+              </w:rPr>
+              <w:t>Aligned Den Meeting</w:t>
+              <w:br/>
+              <w:t>Thu Aug 27</w:t>
+            </w:r>
+          </w:p>
+        </w:tc>
+        <w:tc>
+          <w:tcPr>
+            <w:tcW w:type="dxa" w:w="3360"/>
+          </w:tcPr>
+          <w:p>
+            <w:r>
+              <w:rPr>
+                <w:sz w:val="17"/>
+              </w:rPr>
+              <w:t>New Scout Night</w:t>
+              <w:br/>
+              <w:t>Thu Aug 20</w:t>
+            </w:r>
+          </w:p>
+        </w:tc>
+        <w:tc>
+          <w:tcPr>
+            <w:tcW w:type="dxa" w:w="3360"/>
+          </w:tcPr>
+          <w:p>
+            <w:r>
+              <w:rPr>
+                <w:sz w:val="17"/>
+              </w:rPr>
+              <w:t>Pack Meeting</w:t>
+              <w:br/>
+              <w:t>Thu Aug 13</w:t>
+            </w:r>
+          </w:p>
+        </w:tc>
+      </w:tr>
+    </w:tbl>
+    <w:p/>
+    <w:p>
+      <w:r>
+        <w:rPr>
+          <w:b/>
+        </w:rPr>
+        <w:t>Family / at-home requirements this month:</w:t>
+      </w:r>
+    </w:p>
+    <w:p>
+      <w:pPr>
+        <w:pStyle w:val="ListBullet"/>
+      </w:pPr>
+      <w:r>
+        <w:t>Pick up the family welcome packet and the pack calendar at the Aug 13 Welcome Back Party.</w:t>
+      </w:r>
+    </w:p>
+    <w:p>
+      <w:pPr>
+        <w:pStyle w:val="ListBullet"/>
+      </w:pPr>
+      <w:r>
+        <w:t>Bobcat starts now and is completed in September - new families who join at New Scout Night (Aug 20) jump in then.</w:t>
+      </w:r>
+    </w:p>
+    <w:p>
+      <w:pPr>
+        <w:spacing w:before="200" w:after="80"/>
+      </w:pPr>
+      <w:r>
+        <w:rPr>
+          <w:b/>
+          <w:color w:val="F5A623"/>
+          <w:sz w:val="25"/>
+        </w:rPr>
+        <w:t>Thu Aug 27  —  Meet Your Den &amp; Start Bobcat</w:t>
+      </w:r>
+    </w:p>
+    <w:p>
+      <w:pPr>
+        <w:spacing w:after="40"/>
+      </w:pPr>
+      <w:r>
+        <w:rPr>
+          <w:b/>
+        </w:rPr>
+        <w:t xml:space="preserve">Focus: </w:t>
+      </w:r>
+      <w:r>
+        <w:t>Get to know your den, set up how meetings run, and get a first look at the Scout Oath, Scout Law, and Cub Scout sign.</w:t>
+      </w:r>
+    </w:p>
+    <w:p>
+      <w:pPr>
+        <w:spacing w:after="40"/>
+      </w:pPr>
+      <w:r>
+        <w:rPr>
+          <w:b/>
+        </w:rPr>
+        <w:t>Requirements completed tonight:</w:t>
+      </w:r>
+    </w:p>
+    <w:p>
+      <w:pPr>
+        <w:pStyle w:val="ListBullet"/>
+      </w:pPr>
+      <w:r>
+        <w:t>Bobcat (start): Get to know the members of your den.</w:t>
+      </w:r>
+    </w:p>
+    <w:p>
+      <w:pPr>
+        <w:pStyle w:val="ListBullet"/>
+      </w:pPr>
+      <w:r>
+        <w:t>Bobcat (start): First look at the Scout Oath, Scout Law, and Cub Scout sign - completed in September.</w:t>
+      </w:r>
+    </w:p>
+    <w:p>
+      <w:pPr>
+        <w:spacing w:after="40"/>
+      </w:pPr>
+      <w:r>
+        <w:rPr>
+          <w:b/>
+        </w:rPr>
+        <w:t>Materials to bring:</w:t>
+      </w:r>
+    </w:p>
+    <w:p>
+      <w:r>
+        <w:t>poster board, markers, tape, printable Scout Oath / Scout Law / Sign cards</w:t>
+      </w:r>
+    </w:p>
+    <w:p>
+      <w:pPr>
+        <w:spacing w:after="20"/>
+      </w:pPr>
+      <w:r>
+        <w:rPr>
+          <w:b/>
+        </w:rPr>
+        <w:t>Gathering — Name Game Mixer</w:t>
+      </w:r>
+    </w:p>
+    <w:p>
+      <w:pPr>
+        <w:spacing w:after="20"/>
+        <w:numPr>
+          <w:ilvl w:val="0"/>
+          <w:numId w:val="11"/>
+        </w:numPr>
+      </w:pPr>
+      <w:r>
+        <w:t>As Scouts arrive, play a quick name game (name + favorite animal, or toss-a-ball name catch).</w:t>
+      </w:r>
+    </w:p>
+    <w:p>
+      <w:pPr>
+        <w:spacing w:after="20"/>
+        <w:numPr>
+          <w:ilvl w:val="0"/>
+          <w:numId w:val="11"/>
+        </w:numPr>
+      </w:pPr>
+      <w:r>
+        <w:t>Den Chief learns and uses every Scout's name right away.</w:t>
+      </w:r>
+    </w:p>
+    <w:p>
+      <w:pPr>
+        <w:spacing w:after="20"/>
+        <w:numPr>
+          <w:ilvl w:val="0"/>
+          <w:numId w:val="11"/>
+        </w:numPr>
+      </w:pPr>
+      <w:r>
+        <w:t>New Scouts and returning Scouts pair up so no one stands alone.</w:t>
+      </w:r>
+    </w:p>
+    <w:p>
+      <w:pPr>
+        <w:spacing w:after="20"/>
+      </w:pPr>
+      <w:r>
+        <w:rPr>
+          <w:b/>
+        </w:rPr>
+        <w:t>Opening — Opening Ceremony</w:t>
+      </w:r>
+    </w:p>
+    <w:p>
+      <w:pPr>
+        <w:spacing w:after="20"/>
+        <w:numPr>
+          <w:ilvl w:val="0"/>
+          <w:numId w:val="12"/>
+        </w:numPr>
+      </w:pPr>
+      <w:r>
+        <w:t>Form up in a horseshoe or circle. Ask a Scout to lead the Pledge of Allegiance to the flag.</w:t>
+      </w:r>
+    </w:p>
+    <w:p>
+      <w:pPr>
+        <w:spacing w:after="20"/>
+        <w:numPr>
+          <w:ilvl w:val="0"/>
+          <w:numId w:val="12"/>
+        </w:numPr>
+      </w:pPr>
+      <w:r>
+        <w:t>Everyone gives the Cub Scout sign and recites the Scout Oath together.</w:t>
+      </w:r>
+    </w:p>
+    <w:p>
+      <w:pPr>
+        <w:spacing w:after="20"/>
+        <w:numPr>
+          <w:ilvl w:val="0"/>
+          <w:numId w:val="12"/>
+        </w:numPr>
+      </w:pPr>
+      <w:r>
+        <w:t>Recite the Scout Law together. Younger dens may say it line-by-line after the Den Chief.</w:t>
+      </w:r>
+    </w:p>
+    <w:p>
+      <w:pPr>
+        <w:spacing w:after="20"/>
+      </w:pPr>
+      <w:r>
+        <w:rPr>
+          <w:b/>
+        </w:rPr>
+        <w:t>Activity — Welcome Circle</w:t>
+      </w:r>
+    </w:p>
+    <w:p>
+      <w:pPr>
+        <w:spacing w:after="20"/>
+        <w:numPr>
+          <w:ilvl w:val="0"/>
+          <w:numId w:val="13"/>
+        </w:numPr>
+      </w:pPr>
+      <w:r>
+        <w:t>Everyone shares their name, grade, and one thing they hope to do in Scouts this year.</w:t>
+      </w:r>
+    </w:p>
+    <w:p>
+      <w:pPr>
+        <w:spacing w:after="20"/>
+        <w:numPr>
+          <w:ilvl w:val="0"/>
+          <w:numId w:val="13"/>
+        </w:numPr>
+      </w:pPr>
+      <w:r>
+        <w:t>Den Chief and leader introduce themselves and how the year works.</w:t>
+      </w:r>
+    </w:p>
+    <w:p>
+      <w:pPr>
+        <w:spacing w:after="20"/>
+        <w:numPr>
+          <w:ilvl w:val="0"/>
+          <w:numId w:val="13"/>
+        </w:numPr>
+      </w:pPr>
+      <w:r>
+        <w:t>Celebrate that this is the start of a fun year together.</w:t>
+      </w:r>
+    </w:p>
+    <w:p>
+      <w:pPr>
+        <w:spacing w:after="20"/>
+      </w:pPr>
+      <w:r>
+        <w:rPr>
+          <w:b/>
+        </w:rPr>
+        <w:t>Activity — Set Up Our Den</w:t>
+      </w:r>
+    </w:p>
+    <w:p>
+      <w:pPr>
+        <w:spacing w:after="20"/>
+        <w:numPr>
+          <w:ilvl w:val="0"/>
+          <w:numId w:val="14"/>
+        </w:numPr>
+      </w:pPr>
+      <w:r>
+        <w:t>Talk about how meetings work: gathering game, opening, activity, closing.</w:t>
+      </w:r>
+    </w:p>
+    <w:p>
+      <w:pPr>
+        <w:spacing w:after="20"/>
+        <w:numPr>
+          <w:ilvl w:val="0"/>
+          <w:numId w:val="14"/>
+        </w:numPr>
+      </w:pPr>
+      <w:r>
+        <w:t>As a den, make a simple Den Code of Conduct (be kind, listen, do your best); everyone adds a handprint or signature.</w:t>
+      </w:r>
+    </w:p>
+    <w:p>
+      <w:pPr>
+        <w:spacing w:after="20"/>
+        <w:numPr>
+          <w:ilvl w:val="0"/>
+          <w:numId w:val="14"/>
+        </w:numPr>
+      </w:pPr>
+      <w:r>
+        <w:t>Pick where the den banner/code will hang each week.</w:t>
+      </w:r>
+    </w:p>
+    <w:p>
+      <w:pPr>
+        <w:spacing w:after="40"/>
+      </w:pPr>
+      <w:r>
+        <w:rPr>
+          <w:i/>
+          <w:sz w:val="18"/>
+        </w:rPr>
+        <w:t>Needs: poster board, markers, tape</w:t>
+      </w:r>
+    </w:p>
+    <w:p>
+      <w:pPr>
+        <w:spacing w:after="20"/>
+      </w:pPr>
+      <w:r>
+        <w:rPr>
+          <w:b/>
+        </w:rPr>
+        <w:t>Activity — First Look: Oath, Law &amp; Sign</w:t>
+      </w:r>
+    </w:p>
+    <w:p>
+      <w:pPr>
+        <w:spacing w:after="20"/>
+        <w:numPr>
+          <w:ilvl w:val="0"/>
+          <w:numId w:val="15"/>
+        </w:numPr>
+      </w:pPr>
+      <w:r>
+        <w:t>Show the Cub Scout sign (two fingers up) and practice it together.</w:t>
+      </w:r>
+    </w:p>
+    <w:p>
+      <w:pPr>
+        <w:spacing w:after="20"/>
+        <w:numPr>
+          <w:ilvl w:val="0"/>
+          <w:numId w:val="15"/>
+        </w:numPr>
+      </w:pPr>
+      <w:r>
+        <w:t>Read the Scout Oath and Scout Law aloud; Scouts repeat a line at a time.</w:t>
+      </w:r>
+    </w:p>
+    <w:p>
+      <w:pPr>
+        <w:spacing w:after="20"/>
+        <w:numPr>
+          <w:ilvl w:val="0"/>
+          <w:numId w:val="15"/>
+        </w:numPr>
+      </w:pPr>
+      <w:r>
+        <w:t>Hand out or display the printable Oath, Law, and Sign cards to take home and practice.</w:t>
+      </w:r>
+    </w:p>
+    <w:p>
+      <w:pPr>
+        <w:spacing w:after="40"/>
+      </w:pPr>
+      <w:r>
+        <w:rPr>
+          <w:i/>
+          <w:sz w:val="18"/>
+        </w:rPr>
+        <w:t>Needs: printable Scout Oath / Scout Law / Sign cards</w:t>
+      </w:r>
+    </w:p>
+    <w:p>
+      <w:pPr>
+        <w:spacing w:after="20"/>
+      </w:pPr>
+      <w:r>
+        <w:rPr>
+          <w:b/>
+        </w:rPr>
+        <w:t>Closing — Closing Ceremony - the Living Circle</w:t>
+      </w:r>
+    </w:p>
+    <w:p>
+      <w:pPr>
+        <w:spacing w:after="20"/>
+        <w:numPr>
+          <w:ilvl w:val="0"/>
+          <w:numId w:val="16"/>
+        </w:numPr>
+      </w:pPr>
+      <w:r>
+        <w:t>Form a circle. Everyone puts their left hand toward the center, little fingers linked to the next Scout.</w:t>
+      </w:r>
+    </w:p>
+    <w:p>
+      <w:pPr>
+        <w:spacing w:after="20"/>
+        <w:numPr>
+          <w:ilvl w:val="0"/>
+          <w:numId w:val="16"/>
+        </w:numPr>
+      </w:pPr>
+      <w:r>
+        <w:t>Den Chief shares a 1-sentence thought tied to tonight (e.g., 'Tonight we practiced being Helpful.').</w:t>
+      </w:r>
+    </w:p>
+    <w:p>
+      <w:pPr>
+        <w:spacing w:after="20"/>
+        <w:numPr>
+          <w:ilvl w:val="0"/>
+          <w:numId w:val="16"/>
+        </w:numPr>
+      </w:pPr>
+      <w:r>
+        <w:t>On the Den Chief's signal, everyone raises the circle and gives a quiet 'Do Your Best!' Dismiss.</w:t>
+      </w:r>
+    </w:p>
+    <w:p>
+      <w:pPr>
+        <w:spacing w:after="40"/>
+      </w:pPr>
+      <w:r>
+        <w:rPr>
+          <w:b/>
+        </w:rPr>
+        <w:t>Send home / follow-up:</w:t>
+      </w:r>
+    </w:p>
+    <w:p>
+      <w:pPr>
+        <w:pStyle w:val="ListBullet"/>
+      </w:pPr>
+      <w:r>
+        <w:t>Practice the Cub Scout sign and the Scout Oath and Law at home using the printable cards.</w:t>
+      </w:r>
+    </w:p>
+    <w:p>
+      <w:pPr>
+        <w:pStyle w:val="ListBullet"/>
+      </w:pPr>
+      <w:r>
+        <w:t>Remember: every Lion brings an adult partner to every meeting - sign up for a host month.</w:t>
+      </w:r>
+    </w:p>
+    <w:p>
+      <w:pPr>
+        <w:spacing w:after="120"/>
+      </w:pPr>
+      <w:r>
+        <w:rPr>
+          <w:b/>
+        </w:rPr>
+        <w:t xml:space="preserve">Den Chief tip: </w:t>
+      </w:r>
+      <w:r>
+        <w:t>Keep it warm and easy - August is a soft start and families are still joining. The goal tonight is belonging and excitement, not finishing requirements. Bobcat gets completed in September.</w:t>
+      </w:r>
+    </w:p>
+    <w:p>
+      <w:pPr>
+        <w:spacing w:after="160"/>
+      </w:pPr>
+      <w:r>
+        <w:rPr>
+          <w:b/>
+        </w:rPr>
+        <w:t xml:space="preserve">Flex week idea: </w:t>
+      </w:r>
+      <w:r>
+        <w:t>Aug 13 Welcome Back Party and Aug 20 New Scout Night are pack-run. Use them to recruit, hand out calendars, and welcome new families before the Aug 27 den kickoff.</w:t>
       </w:r>
     </w:p>
     <w:p>
@@ -573,7 +1109,7 @@
         <w:spacing w:after="20"/>
         <w:numPr>
           <w:ilvl w:val="0"/>
-          <w:numId w:val="11"/>
+          <w:numId w:val="17"/>
         </w:numPr>
       </w:pPr>
       <w:r>
@@ -585,7 +1121,7 @@
         <w:spacing w:after="20"/>
         <w:numPr>
           <w:ilvl w:val="0"/>
-          <w:numId w:val="11"/>
+          <w:numId w:val="17"/>
         </w:numPr>
       </w:pPr>
       <w:r>
@@ -597,7 +1133,7 @@
         <w:spacing w:after="20"/>
         <w:numPr>
           <w:ilvl w:val="0"/>
-          <w:numId w:val="11"/>
+          <w:numId w:val="17"/>
         </w:numPr>
       </w:pPr>
       <w:r>
@@ -620,7 +1156,7 @@
         <w:spacing w:after="20"/>
         <w:numPr>
           <w:ilvl w:val="0"/>
-          <w:numId w:val="12"/>
+          <w:numId w:val="18"/>
         </w:numPr>
       </w:pPr>
       <w:r>
@@ -632,7 +1168,7 @@
         <w:spacing w:after="20"/>
         <w:numPr>
           <w:ilvl w:val="0"/>
-          <w:numId w:val="12"/>
+          <w:numId w:val="18"/>
         </w:numPr>
       </w:pPr>
       <w:r>
@@ -644,7 +1180,7 @@
         <w:spacing w:after="20"/>
         <w:numPr>
           <w:ilvl w:val="0"/>
-          <w:numId w:val="12"/>
+          <w:numId w:val="18"/>
         </w:numPr>
       </w:pPr>
       <w:r>
@@ -667,7 +1203,7 @@
         <w:spacing w:after="20"/>
         <w:numPr>
           <w:ilvl w:val="0"/>
-          <w:numId w:val="13"/>
+          <w:numId w:val="19"/>
         </w:numPr>
       </w:pPr>
       <w:r>
@@ -679,7 +1215,7 @@
         <w:spacing w:after="20"/>
         <w:numPr>
           <w:ilvl w:val="0"/>
-          <w:numId w:val="13"/>
+          <w:numId w:val="19"/>
         </w:numPr>
       </w:pPr>
       <w:r>
@@ -691,7 +1227,7 @@
         <w:spacing w:after="20"/>
         <w:numPr>
           <w:ilvl w:val="0"/>
-          <w:numId w:val="13"/>
+          <w:numId w:val="19"/>
         </w:numPr>
       </w:pPr>
       <w:r>
@@ -726,7 +1262,7 @@
         <w:spacing w:after="20"/>
         <w:numPr>
           <w:ilvl w:val="0"/>
-          <w:numId w:val="14"/>
+          <w:numId w:val="20"/>
         </w:numPr>
       </w:pPr>
       <w:r>
@@ -738,7 +1274,7 @@
         <w:spacing w:after="20"/>
         <w:numPr>
           <w:ilvl w:val="0"/>
-          <w:numId w:val="14"/>
+          <w:numId w:val="20"/>
         </w:numPr>
       </w:pPr>
       <w:r>
@@ -750,7 +1286,7 @@
         <w:spacing w:after="20"/>
         <w:numPr>
           <w:ilvl w:val="0"/>
-          <w:numId w:val="14"/>
+          <w:numId w:val="20"/>
         </w:numPr>
       </w:pPr>
       <w:r>
@@ -762,7 +1298,7 @@
         <w:spacing w:after="20"/>
         <w:numPr>
           <w:ilvl w:val="0"/>
-          <w:numId w:val="14"/>
+          <w:numId w:val="20"/>
         </w:numPr>
       </w:pPr>
       <w:r>
@@ -797,7 +1333,7 @@
         <w:spacing w:after="20"/>
         <w:numPr>
           <w:ilvl w:val="0"/>
-          <w:numId w:val="15"/>
+          <w:numId w:val="21"/>
         </w:numPr>
       </w:pPr>
       <w:r>
@@ -809,7 +1345,7 @@
         <w:spacing w:after="20"/>
         <w:numPr>
           <w:ilvl w:val="0"/>
-          <w:numId w:val="15"/>
+          <w:numId w:val="21"/>
         </w:numPr>
       </w:pPr>
       <w:r>
@@ -821,7 +1357,7 @@
         <w:spacing w:after="20"/>
         <w:numPr>
           <w:ilvl w:val="0"/>
-          <w:numId w:val="15"/>
+          <w:numId w:val="21"/>
         </w:numPr>
       </w:pPr>
       <w:r>
@@ -947,7 +1483,7 @@
         <w:spacing w:after="20"/>
         <w:numPr>
           <w:ilvl w:val="0"/>
-          <w:numId w:val="16"/>
+          <w:numId w:val="22"/>
         </w:numPr>
       </w:pPr>
       <w:r>
@@ -959,7 +1495,7 @@
         <w:spacing w:after="20"/>
         <w:numPr>
           <w:ilvl w:val="0"/>
-          <w:numId w:val="16"/>
+          <w:numId w:val="22"/>
         </w:numPr>
       </w:pPr>
       <w:r>
@@ -982,7 +1518,7 @@
         <w:spacing w:after="20"/>
         <w:numPr>
           <w:ilvl w:val="0"/>
-          <w:numId w:val="17"/>
+          <w:numId w:val="23"/>
         </w:numPr>
       </w:pPr>
       <w:r>
@@ -994,7 +1530,7 @@
         <w:spacing w:after="20"/>
         <w:numPr>
           <w:ilvl w:val="0"/>
-          <w:numId w:val="17"/>
+          <w:numId w:val="23"/>
         </w:numPr>
       </w:pPr>
       <w:r>
@@ -1006,7 +1542,7 @@
         <w:spacing w:after="20"/>
         <w:numPr>
           <w:ilvl w:val="0"/>
-          <w:numId w:val="17"/>
+          <w:numId w:val="23"/>
         </w:numPr>
       </w:pPr>
       <w:r>
@@ -1029,7 +1565,7 @@
         <w:spacing w:after="20"/>
         <w:numPr>
           <w:ilvl w:val="0"/>
-          <w:numId w:val="18"/>
+          <w:numId w:val="24"/>
         </w:numPr>
       </w:pPr>
       <w:r>
@@ -1041,7 +1577,7 @@
         <w:spacing w:after="20"/>
         <w:numPr>
           <w:ilvl w:val="0"/>
-          <w:numId w:val="18"/>
+          <w:numId w:val="24"/>
         </w:numPr>
       </w:pPr>
       <w:r>
@@ -1053,7 +1589,7 @@
         <w:spacing w:after="20"/>
         <w:numPr>
           <w:ilvl w:val="0"/>
-          <w:numId w:val="18"/>
+          <w:numId w:val="24"/>
         </w:numPr>
       </w:pPr>
       <w:r>
@@ -1076,7 +1612,7 @@
         <w:spacing w:after="20"/>
         <w:numPr>
           <w:ilvl w:val="0"/>
-          <w:numId w:val="19"/>
+          <w:numId w:val="25"/>
         </w:numPr>
       </w:pPr>
       <w:r>
@@ -1088,7 +1624,7 @@
         <w:spacing w:after="20"/>
         <w:numPr>
           <w:ilvl w:val="0"/>
-          <w:numId w:val="19"/>
+          <w:numId w:val="25"/>
         </w:numPr>
       </w:pPr>
       <w:r>
@@ -1100,7 +1636,7 @@
         <w:spacing w:after="20"/>
         <w:numPr>
           <w:ilvl w:val="0"/>
-          <w:numId w:val="19"/>
+          <w:numId w:val="25"/>
         </w:numPr>
       </w:pPr>
       <w:r>
@@ -1135,7 +1671,7 @@
         <w:spacing w:after="20"/>
         <w:numPr>
           <w:ilvl w:val="0"/>
-          <w:numId w:val="20"/>
+          <w:numId w:val="26"/>
         </w:numPr>
       </w:pPr>
       <w:r>
@@ -1147,7 +1683,7 @@
         <w:spacing w:after="20"/>
         <w:numPr>
           <w:ilvl w:val="0"/>
-          <w:numId w:val="20"/>
+          <w:numId w:val="26"/>
         </w:numPr>
       </w:pPr>
       <w:r>
@@ -1159,7 +1695,7 @@
         <w:spacing w:after="20"/>
         <w:numPr>
           <w:ilvl w:val="0"/>
-          <w:numId w:val="20"/>
+          <w:numId w:val="26"/>
         </w:numPr>
       </w:pPr>
       <w:r>
@@ -1396,7 +1932,7 @@
         <w:spacing w:after="20"/>
         <w:numPr>
           <w:ilvl w:val="0"/>
-          <w:numId w:val="21"/>
+          <w:numId w:val="27"/>
         </w:numPr>
       </w:pPr>
       <w:r>
@@ -1408,7 +1944,7 @@
         <w:spacing w:after="20"/>
         <w:numPr>
           <w:ilvl w:val="0"/>
-          <w:numId w:val="21"/>
+          <w:numId w:val="27"/>
         </w:numPr>
       </w:pPr>
       <w:r>
@@ -1431,7 +1967,7 @@
         <w:spacing w:after="20"/>
         <w:numPr>
           <w:ilvl w:val="0"/>
-          <w:numId w:val="22"/>
+          <w:numId w:val="28"/>
         </w:numPr>
       </w:pPr>
       <w:r>
@@ -1443,7 +1979,7 @@
         <w:spacing w:after="20"/>
         <w:numPr>
           <w:ilvl w:val="0"/>
-          <w:numId w:val="22"/>
+          <w:numId w:val="28"/>
         </w:numPr>
       </w:pPr>
       <w:r>
@@ -1455,7 +1991,7 @@
         <w:spacing w:after="20"/>
         <w:numPr>
           <w:ilvl w:val="0"/>
-          <w:numId w:val="22"/>
+          <w:numId w:val="28"/>
         </w:numPr>
       </w:pPr>
       <w:r>
@@ -1478,7 +2014,7 @@
         <w:spacing w:after="20"/>
         <w:numPr>
           <w:ilvl w:val="0"/>
-          <w:numId w:val="23"/>
+          <w:numId w:val="29"/>
         </w:numPr>
       </w:pPr>
       <w:r>
@@ -1490,7 +2026,7 @@
         <w:spacing w:after="20"/>
         <w:numPr>
           <w:ilvl w:val="0"/>
-          <w:numId w:val="23"/>
+          <w:numId w:val="29"/>
         </w:numPr>
       </w:pPr>
       <w:r>
@@ -1502,7 +2038,7 @@
         <w:spacing w:after="20"/>
         <w:numPr>
           <w:ilvl w:val="0"/>
-          <w:numId w:val="23"/>
+          <w:numId w:val="29"/>
         </w:numPr>
       </w:pPr>
       <w:r>
@@ -1537,7 +2073,7 @@
         <w:spacing w:after="20"/>
         <w:numPr>
           <w:ilvl w:val="0"/>
-          <w:numId w:val="24"/>
+          <w:numId w:val="30"/>
         </w:numPr>
       </w:pPr>
       <w:r>
@@ -1549,7 +2085,7 @@
         <w:spacing w:after="20"/>
         <w:numPr>
           <w:ilvl w:val="0"/>
-          <w:numId w:val="24"/>
+          <w:numId w:val="30"/>
         </w:numPr>
       </w:pPr>
       <w:r>
@@ -1561,7 +2097,7 @@
         <w:spacing w:after="20"/>
         <w:numPr>
           <w:ilvl w:val="0"/>
-          <w:numId w:val="24"/>
+          <w:numId w:val="30"/>
         </w:numPr>
       </w:pPr>
       <w:r>
@@ -1596,7 +2132,7 @@
         <w:spacing w:after="20"/>
         <w:numPr>
           <w:ilvl w:val="0"/>
-          <w:numId w:val="25"/>
+          <w:numId w:val="31"/>
         </w:numPr>
       </w:pPr>
       <w:r>
@@ -1608,7 +2144,7 @@
         <w:spacing w:after="20"/>
         <w:numPr>
           <w:ilvl w:val="0"/>
-          <w:numId w:val="25"/>
+          <w:numId w:val="31"/>
         </w:numPr>
       </w:pPr>
       <w:r>
@@ -1620,7 +2156,7 @@
         <w:spacing w:after="20"/>
         <w:numPr>
           <w:ilvl w:val="0"/>
-          <w:numId w:val="25"/>
+          <w:numId w:val="31"/>
         </w:numPr>
       </w:pPr>
       <w:r>
@@ -1746,7 +2282,7 @@
         <w:spacing w:after="20"/>
         <w:numPr>
           <w:ilvl w:val="0"/>
-          <w:numId w:val="26"/>
+          <w:numId w:val="32"/>
         </w:numPr>
       </w:pPr>
       <w:r>
@@ -1769,7 +2305,7 @@
         <w:spacing w:after="20"/>
         <w:numPr>
           <w:ilvl w:val="0"/>
-          <w:numId w:val="27"/>
+          <w:numId w:val="33"/>
         </w:numPr>
       </w:pPr>
       <w:r>
@@ -1781,7 +2317,7 @@
         <w:spacing w:after="20"/>
         <w:numPr>
           <w:ilvl w:val="0"/>
-          <w:numId w:val="27"/>
+          <w:numId w:val="33"/>
         </w:numPr>
       </w:pPr>
       <w:r>
@@ -1793,7 +2329,7 @@
         <w:spacing w:after="20"/>
         <w:numPr>
           <w:ilvl w:val="0"/>
-          <w:numId w:val="27"/>
+          <w:numId w:val="33"/>
         </w:numPr>
       </w:pPr>
       <w:r>
@@ -1816,7 +2352,7 @@
         <w:spacing w:after="20"/>
         <w:numPr>
           <w:ilvl w:val="0"/>
-          <w:numId w:val="28"/>
+          <w:numId w:val="34"/>
         </w:numPr>
       </w:pPr>
       <w:r>
@@ -1828,7 +2364,7 @@
         <w:spacing w:after="20"/>
         <w:numPr>
           <w:ilvl w:val="0"/>
-          <w:numId w:val="28"/>
+          <w:numId w:val="34"/>
         </w:numPr>
       </w:pPr>
       <w:r>
@@ -1840,7 +2376,7 @@
         <w:spacing w:after="20"/>
         <w:numPr>
           <w:ilvl w:val="0"/>
-          <w:numId w:val="28"/>
+          <w:numId w:val="34"/>
         </w:numPr>
       </w:pPr>
       <w:r>
@@ -1875,7 +2411,7 @@
         <w:spacing w:after="20"/>
         <w:numPr>
           <w:ilvl w:val="0"/>
-          <w:numId w:val="29"/>
+          <w:numId w:val="35"/>
         </w:numPr>
       </w:pPr>
       <w:r>
@@ -1887,7 +2423,7 @@
         <w:spacing w:after="20"/>
         <w:numPr>
           <w:ilvl w:val="0"/>
-          <w:numId w:val="29"/>
+          <w:numId w:val="35"/>
         </w:numPr>
       </w:pPr>
       <w:r>
@@ -1899,7 +2435,7 @@
         <w:spacing w:after="20"/>
         <w:numPr>
           <w:ilvl w:val="0"/>
-          <w:numId w:val="29"/>
+          <w:numId w:val="35"/>
         </w:numPr>
       </w:pPr>
       <w:r>
@@ -1934,7 +2470,7 @@
         <w:spacing w:after="20"/>
         <w:numPr>
           <w:ilvl w:val="0"/>
-          <w:numId w:val="30"/>
+          <w:numId w:val="36"/>
         </w:numPr>
       </w:pPr>
       <w:r>
@@ -1946,7 +2482,7 @@
         <w:spacing w:after="20"/>
         <w:numPr>
           <w:ilvl w:val="0"/>
-          <w:numId w:val="30"/>
+          <w:numId w:val="36"/>
         </w:numPr>
       </w:pPr>
       <w:r>
@@ -1958,7 +2494,7 @@
         <w:spacing w:after="20"/>
         <w:numPr>
           <w:ilvl w:val="0"/>
-          <w:numId w:val="30"/>
+          <w:numId w:val="36"/>
         </w:numPr>
       </w:pPr>
       <w:r>
@@ -2179,7 +2715,7 @@
         <w:spacing w:after="20"/>
         <w:numPr>
           <w:ilvl w:val="0"/>
-          <w:numId w:val="31"/>
+          <w:numId w:val="37"/>
         </w:numPr>
       </w:pPr>
       <w:r>
@@ -2191,7 +2727,7 @@
         <w:spacing w:after="20"/>
         <w:numPr>
           <w:ilvl w:val="0"/>
-          <w:numId w:val="31"/>
+          <w:numId w:val="37"/>
         </w:numPr>
       </w:pPr>
       <w:r>
@@ -2214,7 +2750,7 @@
         <w:spacing w:after="20"/>
         <w:numPr>
           <w:ilvl w:val="0"/>
-          <w:numId w:val="32"/>
+          <w:numId w:val="38"/>
         </w:numPr>
       </w:pPr>
       <w:r>
@@ -2226,7 +2762,7 @@
         <w:spacing w:after="20"/>
         <w:numPr>
           <w:ilvl w:val="0"/>
-          <w:numId w:val="32"/>
+          <w:numId w:val="38"/>
         </w:numPr>
       </w:pPr>
       <w:r>
@@ -2238,7 +2774,7 @@
         <w:spacing w:after="20"/>
         <w:numPr>
           <w:ilvl w:val="0"/>
-          <w:numId w:val="32"/>
+          <w:numId w:val="38"/>
         </w:numPr>
       </w:pPr>
       <w:r>
@@ -2261,7 +2797,7 @@
         <w:spacing w:after="20"/>
         <w:numPr>
           <w:ilvl w:val="0"/>
-          <w:numId w:val="33"/>
+          <w:numId w:val="39"/>
         </w:numPr>
       </w:pPr>
       <w:r>
@@ -2273,7 +2809,7 @@
         <w:spacing w:after="20"/>
         <w:numPr>
           <w:ilvl w:val="0"/>
-          <w:numId w:val="33"/>
+          <w:numId w:val="39"/>
         </w:numPr>
       </w:pPr>
       <w:r>
@@ -2285,7 +2821,7 @@
         <w:spacing w:after="20"/>
         <w:numPr>
           <w:ilvl w:val="0"/>
-          <w:numId w:val="33"/>
+          <w:numId w:val="39"/>
         </w:numPr>
       </w:pPr>
       <w:r>
@@ -2320,7 +2856,7 @@
         <w:spacing w:after="20"/>
         <w:numPr>
           <w:ilvl w:val="0"/>
-          <w:numId w:val="34"/>
+          <w:numId w:val="40"/>
         </w:numPr>
       </w:pPr>
       <w:r>
@@ -2332,7 +2868,7 @@
         <w:spacing w:after="20"/>
         <w:numPr>
           <w:ilvl w:val="0"/>
-          <w:numId w:val="34"/>
+          <w:numId w:val="40"/>
         </w:numPr>
       </w:pPr>
       <w:r>
@@ -2344,7 +2880,7 @@
         <w:spacing w:after="20"/>
         <w:numPr>
           <w:ilvl w:val="0"/>
-          <w:numId w:val="34"/>
+          <w:numId w:val="40"/>
         </w:numPr>
       </w:pPr>
       <w:r>
@@ -2379,7 +2915,7 @@
         <w:spacing w:after="20"/>
         <w:numPr>
           <w:ilvl w:val="0"/>
-          <w:numId w:val="35"/>
+          <w:numId w:val="41"/>
         </w:numPr>
       </w:pPr>
       <w:r>
@@ -2391,7 +2927,7 @@
         <w:spacing w:after="20"/>
         <w:numPr>
           <w:ilvl w:val="0"/>
-          <w:numId w:val="35"/>
+          <w:numId w:val="41"/>
         </w:numPr>
       </w:pPr>
       <w:r>
@@ -2403,7 +2939,7 @@
         <w:spacing w:after="20"/>
         <w:numPr>
           <w:ilvl w:val="0"/>
-          <w:numId w:val="35"/>
+          <w:numId w:val="41"/>
         </w:numPr>
       </w:pPr>
       <w:r>
@@ -2529,7 +3065,7 @@
         <w:spacing w:after="20"/>
         <w:numPr>
           <w:ilvl w:val="0"/>
-          <w:numId w:val="36"/>
+          <w:numId w:val="42"/>
         </w:numPr>
       </w:pPr>
       <w:r>
@@ -2552,7 +3088,7 @@
         <w:spacing w:after="20"/>
         <w:numPr>
           <w:ilvl w:val="0"/>
-          <w:numId w:val="37"/>
+          <w:numId w:val="43"/>
         </w:numPr>
       </w:pPr>
       <w:r>
@@ -2564,7 +3100,7 @@
         <w:spacing w:after="20"/>
         <w:numPr>
           <w:ilvl w:val="0"/>
-          <w:numId w:val="37"/>
+          <w:numId w:val="43"/>
         </w:numPr>
       </w:pPr>
       <w:r>
@@ -2576,7 +3112,7 @@
         <w:spacing w:after="20"/>
         <w:numPr>
           <w:ilvl w:val="0"/>
-          <w:numId w:val="37"/>
+          <w:numId w:val="43"/>
         </w:numPr>
       </w:pPr>
       <w:r>
@@ -2599,7 +3135,7 @@
         <w:spacing w:after="20"/>
         <w:numPr>
           <w:ilvl w:val="0"/>
-          <w:numId w:val="38"/>
+          <w:numId w:val="44"/>
         </w:numPr>
       </w:pPr>
       <w:r>
@@ -2611,7 +3147,7 @@
         <w:spacing w:after="20"/>
         <w:numPr>
           <w:ilvl w:val="0"/>
-          <w:numId w:val="38"/>
+          <w:numId w:val="44"/>
         </w:numPr>
       </w:pPr>
       <w:r>
@@ -2623,7 +3159,7 @@
         <w:spacing w:after="20"/>
         <w:numPr>
           <w:ilvl w:val="0"/>
-          <w:numId w:val="38"/>
+          <w:numId w:val="44"/>
         </w:numPr>
       </w:pPr>
       <w:r>
@@ -2658,7 +3194,7 @@
         <w:spacing w:after="20"/>
         <w:numPr>
           <w:ilvl w:val="0"/>
-          <w:numId w:val="39"/>
+          <w:numId w:val="45"/>
         </w:numPr>
       </w:pPr>
       <w:r>
@@ -2670,7 +3206,7 @@
         <w:spacing w:after="20"/>
         <w:numPr>
           <w:ilvl w:val="0"/>
-          <w:numId w:val="39"/>
+          <w:numId w:val="45"/>
         </w:numPr>
       </w:pPr>
       <w:r>
@@ -2682,7 +3218,7 @@
         <w:spacing w:after="20"/>
         <w:numPr>
           <w:ilvl w:val="0"/>
-          <w:numId w:val="39"/>
+          <w:numId w:val="45"/>
         </w:numPr>
       </w:pPr>
       <w:r>
@@ -2717,7 +3253,7 @@
         <w:spacing w:after="20"/>
         <w:numPr>
           <w:ilvl w:val="0"/>
-          <w:numId w:val="40"/>
+          <w:numId w:val="46"/>
         </w:numPr>
       </w:pPr>
       <w:r>
@@ -2729,7 +3265,7 @@
         <w:spacing w:after="20"/>
         <w:numPr>
           <w:ilvl w:val="0"/>
-          <w:numId w:val="40"/>
+          <w:numId w:val="46"/>
         </w:numPr>
       </w:pPr>
       <w:r>
@@ -2741,7 +3277,7 @@
         <w:spacing w:after="20"/>
         <w:numPr>
           <w:ilvl w:val="0"/>
-          <w:numId w:val="40"/>
+          <w:numId w:val="46"/>
         </w:numPr>
       </w:pPr>
       <w:r>
@@ -2994,7 +3530,7 @@
         <w:spacing w:after="20"/>
         <w:numPr>
           <w:ilvl w:val="0"/>
-          <w:numId w:val="41"/>
+          <w:numId w:val="47"/>
         </w:numPr>
       </w:pPr>
       <w:r>
@@ -3017,7 +3553,7 @@
         <w:spacing w:after="20"/>
         <w:numPr>
           <w:ilvl w:val="0"/>
-          <w:numId w:val="42"/>
+          <w:numId w:val="48"/>
         </w:numPr>
       </w:pPr>
       <w:r>
@@ -3029,7 +3565,7 @@
         <w:spacing w:after="20"/>
         <w:numPr>
           <w:ilvl w:val="0"/>
-          <w:numId w:val="42"/>
+          <w:numId w:val="48"/>
         </w:numPr>
       </w:pPr>
       <w:r>
@@ -3041,7 +3577,7 @@
         <w:spacing w:after="20"/>
         <w:numPr>
           <w:ilvl w:val="0"/>
-          <w:numId w:val="42"/>
+          <w:numId w:val="48"/>
         </w:numPr>
       </w:pPr>
       <w:r>
@@ -3064,7 +3600,7 @@
         <w:spacing w:after="20"/>
         <w:numPr>
           <w:ilvl w:val="0"/>
-          <w:numId w:val="43"/>
+          <w:numId w:val="49"/>
         </w:numPr>
       </w:pPr>
       <w:r>
@@ -3076,7 +3612,7 @@
         <w:spacing w:after="20"/>
         <w:numPr>
           <w:ilvl w:val="0"/>
-          <w:numId w:val="43"/>
+          <w:numId w:val="49"/>
         </w:numPr>
       </w:pPr>
       <w:r>
@@ -3111,7 +3647,7 @@
         <w:spacing w:after="20"/>
         <w:numPr>
           <w:ilvl w:val="0"/>
-          <w:numId w:val="44"/>
+          <w:numId w:val="50"/>
         </w:numPr>
       </w:pPr>
       <w:r>
@@ -3123,7 +3659,7 @@
         <w:spacing w:after="20"/>
         <w:numPr>
           <w:ilvl w:val="0"/>
-          <w:numId w:val="44"/>
+          <w:numId w:val="50"/>
         </w:numPr>
       </w:pPr>
       <w:r>
@@ -3135,7 +3671,7 @@
         <w:spacing w:after="20"/>
         <w:numPr>
           <w:ilvl w:val="0"/>
-          <w:numId w:val="44"/>
+          <w:numId w:val="50"/>
         </w:numPr>
       </w:pPr>
       <w:r>
@@ -3170,7 +3706,7 @@
         <w:spacing w:after="20"/>
         <w:numPr>
           <w:ilvl w:val="0"/>
-          <w:numId w:val="45"/>
+          <w:numId w:val="51"/>
         </w:numPr>
       </w:pPr>
       <w:r>
@@ -3182,7 +3718,7 @@
         <w:spacing w:after="20"/>
         <w:numPr>
           <w:ilvl w:val="0"/>
-          <w:numId w:val="45"/>
+          <w:numId w:val="51"/>
         </w:numPr>
       </w:pPr>
       <w:r>
@@ -3194,7 +3730,7 @@
         <w:spacing w:after="20"/>
         <w:numPr>
           <w:ilvl w:val="0"/>
-          <w:numId w:val="45"/>
+          <w:numId w:val="51"/>
         </w:numPr>
       </w:pPr>
       <w:r>
@@ -3320,7 +3856,7 @@
         <w:spacing w:after="20"/>
         <w:numPr>
           <w:ilvl w:val="0"/>
-          <w:numId w:val="46"/>
+          <w:numId w:val="52"/>
         </w:numPr>
       </w:pPr>
       <w:r>
@@ -3343,7 +3879,7 @@
         <w:spacing w:after="20"/>
         <w:numPr>
           <w:ilvl w:val="0"/>
-          <w:numId w:val="47"/>
+          <w:numId w:val="53"/>
         </w:numPr>
       </w:pPr>
       <w:r>
@@ -3355,7 +3891,7 @@
         <w:spacing w:after="20"/>
         <w:numPr>
           <w:ilvl w:val="0"/>
-          <w:numId w:val="47"/>
+          <w:numId w:val="53"/>
         </w:numPr>
       </w:pPr>
       <w:r>
@@ -3367,7 +3903,7 @@
         <w:spacing w:after="20"/>
         <w:numPr>
           <w:ilvl w:val="0"/>
-          <w:numId w:val="47"/>
+          <w:numId w:val="53"/>
         </w:numPr>
       </w:pPr>
       <w:r>
@@ -3390,7 +3926,7 @@
         <w:spacing w:after="20"/>
         <w:numPr>
           <w:ilvl w:val="0"/>
-          <w:numId w:val="48"/>
+          <w:numId w:val="54"/>
         </w:numPr>
       </w:pPr>
       <w:r>
@@ -3402,7 +3938,7 @@
         <w:spacing w:after="20"/>
         <w:numPr>
           <w:ilvl w:val="0"/>
-          <w:numId w:val="48"/>
+          <w:numId w:val="54"/>
         </w:numPr>
       </w:pPr>
       <w:r>
@@ -3414,7 +3950,7 @@
         <w:spacing w:after="20"/>
         <w:numPr>
           <w:ilvl w:val="0"/>
-          <w:numId w:val="48"/>
+          <w:numId w:val="54"/>
         </w:numPr>
       </w:pPr>
       <w:r>
@@ -3449,7 +3985,7 @@
         <w:spacing w:after="20"/>
         <w:numPr>
           <w:ilvl w:val="0"/>
-          <w:numId w:val="49"/>
+          <w:numId w:val="55"/>
         </w:numPr>
       </w:pPr>
       <w:r>
@@ -3461,7 +3997,7 @@
         <w:spacing w:after="20"/>
         <w:numPr>
           <w:ilvl w:val="0"/>
-          <w:numId w:val="49"/>
+          <w:numId w:val="55"/>
         </w:numPr>
       </w:pPr>
       <w:r>
@@ -3473,7 +4009,7 @@
         <w:spacing w:after="20"/>
         <w:numPr>
           <w:ilvl w:val="0"/>
-          <w:numId w:val="49"/>
+          <w:numId w:val="55"/>
         </w:numPr>
       </w:pPr>
       <w:r>
@@ -3710,7 +4246,7 @@
         <w:spacing w:after="20"/>
         <w:numPr>
           <w:ilvl w:val="0"/>
-          <w:numId w:val="50"/>
+          <w:numId w:val="56"/>
         </w:numPr>
       </w:pPr>
       <w:r>
@@ -3733,7 +4269,7 @@
         <w:spacing w:after="20"/>
         <w:numPr>
           <w:ilvl w:val="0"/>
-          <w:numId w:val="51"/>
+          <w:numId w:val="57"/>
         </w:numPr>
       </w:pPr>
       <w:r>
@@ -3745,7 +4281,7 @@
         <w:spacing w:after="20"/>
         <w:numPr>
           <w:ilvl w:val="0"/>
-          <w:numId w:val="51"/>
+          <w:numId w:val="57"/>
         </w:numPr>
       </w:pPr>
       <w:r>
@@ -3757,7 +4293,7 @@
         <w:spacing w:after="20"/>
         <w:numPr>
           <w:ilvl w:val="0"/>
-          <w:numId w:val="51"/>
+          <w:numId w:val="57"/>
         </w:numPr>
       </w:pPr>
       <w:r>
@@ -3780,7 +4316,7 @@
         <w:spacing w:after="20"/>
         <w:numPr>
           <w:ilvl w:val="0"/>
-          <w:numId w:val="52"/>
+          <w:numId w:val="58"/>
         </w:numPr>
       </w:pPr>
       <w:r>
@@ -3792,7 +4328,7 @@
         <w:spacing w:after="20"/>
         <w:numPr>
           <w:ilvl w:val="0"/>
-          <w:numId w:val="52"/>
+          <w:numId w:val="58"/>
         </w:numPr>
       </w:pPr>
       <w:r>
@@ -3804,7 +4340,7 @@
         <w:spacing w:after="20"/>
         <w:numPr>
           <w:ilvl w:val="0"/>
-          <w:numId w:val="52"/>
+          <w:numId w:val="58"/>
         </w:numPr>
       </w:pPr>
       <w:r>
@@ -3827,7 +4363,7 @@
         <w:spacing w:after="20"/>
         <w:numPr>
           <w:ilvl w:val="0"/>
-          <w:numId w:val="53"/>
+          <w:numId w:val="59"/>
         </w:numPr>
       </w:pPr>
       <w:r>
@@ -3839,7 +4375,7 @@
         <w:spacing w:after="20"/>
         <w:numPr>
           <w:ilvl w:val="0"/>
-          <w:numId w:val="53"/>
+          <w:numId w:val="59"/>
         </w:numPr>
       </w:pPr>
       <w:r>
@@ -3851,7 +4387,7 @@
         <w:spacing w:after="20"/>
         <w:numPr>
           <w:ilvl w:val="0"/>
-          <w:numId w:val="53"/>
+          <w:numId w:val="59"/>
         </w:numPr>
       </w:pPr>
       <w:r>
@@ -3886,7 +4422,7 @@
         <w:spacing w:after="20"/>
         <w:numPr>
           <w:ilvl w:val="0"/>
-          <w:numId w:val="54"/>
+          <w:numId w:val="60"/>
         </w:numPr>
       </w:pPr>
       <w:r>
@@ -3898,7 +4434,7 @@
         <w:spacing w:after="20"/>
         <w:numPr>
           <w:ilvl w:val="0"/>
-          <w:numId w:val="54"/>
+          <w:numId w:val="60"/>
         </w:numPr>
       </w:pPr>
       <w:r>
@@ -3910,7 +4446,7 @@
         <w:spacing w:after="20"/>
         <w:numPr>
           <w:ilvl w:val="0"/>
-          <w:numId w:val="54"/>
+          <w:numId w:val="60"/>
         </w:numPr>
       </w:pPr>
       <w:r>
@@ -4028,7 +4564,7 @@
         <w:spacing w:after="20"/>
         <w:numPr>
           <w:ilvl w:val="0"/>
-          <w:numId w:val="55"/>
+          <w:numId w:val="61"/>
         </w:numPr>
       </w:pPr>
       <w:r>
@@ -4051,7 +4587,7 @@
         <w:spacing w:after="20"/>
         <w:numPr>
           <w:ilvl w:val="0"/>
-          <w:numId w:val="56"/>
+          <w:numId w:val="62"/>
         </w:numPr>
       </w:pPr>
       <w:r>
@@ -4063,7 +4599,7 @@
         <w:spacing w:after="20"/>
         <w:numPr>
           <w:ilvl w:val="0"/>
-          <w:numId w:val="56"/>
+          <w:numId w:val="62"/>
         </w:numPr>
       </w:pPr>
       <w:r>
@@ -4075,7 +4611,7 @@
         <w:spacing w:after="20"/>
         <w:numPr>
           <w:ilvl w:val="0"/>
-          <w:numId w:val="56"/>
+          <w:numId w:val="62"/>
         </w:numPr>
       </w:pPr>
       <w:r>
@@ -4098,7 +4634,7 @@
         <w:spacing w:after="20"/>
         <w:numPr>
           <w:ilvl w:val="0"/>
-          <w:numId w:val="57"/>
+          <w:numId w:val="63"/>
         </w:numPr>
       </w:pPr>
       <w:r>
@@ -4110,7 +4646,7 @@
         <w:spacing w:after="20"/>
         <w:numPr>
           <w:ilvl w:val="0"/>
-          <w:numId w:val="57"/>
+          <w:numId w:val="63"/>
         </w:numPr>
       </w:pPr>
       <w:r>
@@ -4122,7 +4658,7 @@
         <w:spacing w:after="20"/>
         <w:numPr>
           <w:ilvl w:val="0"/>
-          <w:numId w:val="57"/>
+          <w:numId w:val="63"/>
         </w:numPr>
       </w:pPr>
       <w:r>
@@ -4157,7 +4693,7 @@
         <w:spacing w:after="20"/>
         <w:numPr>
           <w:ilvl w:val="0"/>
-          <w:numId w:val="58"/>
+          <w:numId w:val="64"/>
         </w:numPr>
       </w:pPr>
       <w:r>
@@ -4169,7 +4705,7 @@
         <w:spacing w:after="20"/>
         <w:numPr>
           <w:ilvl w:val="0"/>
-          <w:numId w:val="58"/>
+          <w:numId w:val="64"/>
         </w:numPr>
       </w:pPr>
       <w:r>
@@ -4192,7 +4728,7 @@
         <w:spacing w:after="20"/>
         <w:numPr>
           <w:ilvl w:val="0"/>
-          <w:numId w:val="59"/>
+          <w:numId w:val="65"/>
         </w:numPr>
       </w:pPr>
       <w:r>
@@ -4204,7 +4740,7 @@
         <w:spacing w:after="20"/>
         <w:numPr>
           <w:ilvl w:val="0"/>
-          <w:numId w:val="59"/>
+          <w:numId w:val="65"/>
         </w:numPr>
       </w:pPr>
       <w:r>
@@ -4216,7 +4752,7 @@
         <w:spacing w:after="20"/>
         <w:numPr>
           <w:ilvl w:val="0"/>
-          <w:numId w:val="59"/>
+          <w:numId w:val="65"/>
         </w:numPr>
       </w:pPr>
       <w:r>
@@ -4469,7 +5005,7 @@
         <w:spacing w:after="20"/>
         <w:numPr>
           <w:ilvl w:val="0"/>
-          <w:numId w:val="60"/>
+          <w:numId w:val="66"/>
         </w:numPr>
       </w:pPr>
       <w:r>
@@ -4492,7 +5028,7 @@
         <w:spacing w:after="20"/>
         <w:numPr>
           <w:ilvl w:val="0"/>
-          <w:numId w:val="61"/>
+          <w:numId w:val="67"/>
         </w:numPr>
       </w:pPr>
       <w:r>
@@ -4504,7 +5040,7 @@
         <w:spacing w:after="20"/>
         <w:numPr>
           <w:ilvl w:val="0"/>
-          <w:numId w:val="61"/>
+          <w:numId w:val="67"/>
         </w:numPr>
       </w:pPr>
       <w:r>
@@ -4516,7 +5052,7 @@
         <w:spacing w:after="20"/>
         <w:numPr>
           <w:ilvl w:val="0"/>
-          <w:numId w:val="61"/>
+          <w:numId w:val="67"/>
         </w:numPr>
       </w:pPr>
       <w:r>
@@ -4539,7 +5075,7 @@
         <w:spacing w:after="20"/>
         <w:numPr>
           <w:ilvl w:val="0"/>
-          <w:numId w:val="62"/>
+          <w:numId w:val="68"/>
         </w:numPr>
       </w:pPr>
       <w:r>
@@ -4551,7 +5087,7 @@
         <w:spacing w:after="20"/>
         <w:numPr>
           <w:ilvl w:val="0"/>
-          <w:numId w:val="62"/>
+          <w:numId w:val="68"/>
         </w:numPr>
       </w:pPr>
       <w:r>
@@ -4563,7 +5099,7 @@
         <w:spacing w:after="20"/>
         <w:numPr>
           <w:ilvl w:val="0"/>
-          <w:numId w:val="62"/>
+          <w:numId w:val="68"/>
         </w:numPr>
       </w:pPr>
       <w:r>
@@ -4575,7 +5111,7 @@
         <w:spacing w:after="20"/>
         <w:numPr>
           <w:ilvl w:val="0"/>
-          <w:numId w:val="62"/>
+          <w:numId w:val="68"/>
         </w:numPr>
       </w:pPr>
       <w:r>
@@ -4610,7 +5146,7 @@
         <w:spacing w:after="20"/>
         <w:numPr>
           <w:ilvl w:val="0"/>
-          <w:numId w:val="63"/>
+          <w:numId w:val="69"/>
         </w:numPr>
       </w:pPr>
       <w:r>
@@ -4622,7 +5158,7 @@
         <w:spacing w:after="20"/>
         <w:numPr>
           <w:ilvl w:val="0"/>
-          <w:numId w:val="63"/>
+          <w:numId w:val="69"/>
         </w:numPr>
       </w:pPr>
       <w:r>
@@ -4634,7 +5170,7 @@
         <w:spacing w:after="20"/>
         <w:numPr>
           <w:ilvl w:val="0"/>
-          <w:numId w:val="63"/>
+          <w:numId w:val="69"/>
         </w:numPr>
       </w:pPr>
       <w:r>
@@ -4752,7 +5288,7 @@
         <w:spacing w:after="20"/>
         <w:numPr>
           <w:ilvl w:val="0"/>
-          <w:numId w:val="64"/>
+          <w:numId w:val="70"/>
         </w:numPr>
       </w:pPr>
       <w:r>
@@ -4775,7 +5311,7 @@
         <w:spacing w:after="20"/>
         <w:numPr>
           <w:ilvl w:val="0"/>
-          <w:numId w:val="65"/>
+          <w:numId w:val="71"/>
         </w:numPr>
       </w:pPr>
       <w:r>
@@ -4787,7 +5323,7 @@
         <w:spacing w:after="20"/>
         <w:numPr>
           <w:ilvl w:val="0"/>
-          <w:numId w:val="65"/>
+          <w:numId w:val="71"/>
         </w:numPr>
       </w:pPr>
       <w:r>
@@ -4799,7 +5335,7 @@
         <w:spacing w:after="20"/>
         <w:numPr>
           <w:ilvl w:val="0"/>
-          <w:numId w:val="65"/>
+          <w:numId w:val="71"/>
         </w:numPr>
       </w:pPr>
       <w:r>
@@ -4822,7 +5358,7 @@
         <w:spacing w:after="20"/>
         <w:numPr>
           <w:ilvl w:val="0"/>
-          <w:numId w:val="66"/>
+          <w:numId w:val="72"/>
         </w:numPr>
       </w:pPr>
       <w:r>
@@ -4834,7 +5370,7 @@
         <w:spacing w:after="20"/>
         <w:numPr>
           <w:ilvl w:val="0"/>
-          <w:numId w:val="66"/>
+          <w:numId w:val="72"/>
         </w:numPr>
       </w:pPr>
       <w:r>
@@ -4846,7 +5382,7 @@
         <w:spacing w:after="20"/>
         <w:numPr>
           <w:ilvl w:val="0"/>
-          <w:numId w:val="66"/>
+          <w:numId w:val="72"/>
         </w:numPr>
       </w:pPr>
       <w:r>
@@ -4881,7 +5417,7 @@
         <w:spacing w:after="20"/>
         <w:numPr>
           <w:ilvl w:val="0"/>
-          <w:numId w:val="67"/>
+          <w:numId w:val="73"/>
         </w:numPr>
       </w:pPr>
       <w:r>
@@ -4893,7 +5429,7 @@
         <w:spacing w:after="20"/>
         <w:numPr>
           <w:ilvl w:val="0"/>
-          <w:numId w:val="67"/>
+          <w:numId w:val="73"/>
         </w:numPr>
       </w:pPr>
       <w:r>
@@ -4905,7 +5441,7 @@
         <w:spacing w:after="20"/>
         <w:numPr>
           <w:ilvl w:val="0"/>
-          <w:numId w:val="67"/>
+          <w:numId w:val="73"/>
         </w:numPr>
       </w:pPr>
       <w:r>
@@ -5142,7 +5678,7 @@
         <w:spacing w:after="20"/>
         <w:numPr>
           <w:ilvl w:val="0"/>
-          <w:numId w:val="68"/>
+          <w:numId w:val="74"/>
         </w:numPr>
       </w:pPr>
       <w:r>
@@ -5165,7 +5701,7 @@
         <w:spacing w:after="20"/>
         <w:numPr>
           <w:ilvl w:val="0"/>
-          <w:numId w:val="69"/>
+          <w:numId w:val="75"/>
         </w:numPr>
       </w:pPr>
       <w:r>
@@ -5177,7 +5713,7 @@
         <w:spacing w:after="20"/>
         <w:numPr>
           <w:ilvl w:val="0"/>
-          <w:numId w:val="69"/>
+          <w:numId w:val="75"/>
         </w:numPr>
       </w:pPr>
       <w:r>
@@ -5189,7 +5725,7 @@
         <w:spacing w:after="20"/>
         <w:numPr>
           <w:ilvl w:val="0"/>
-          <w:numId w:val="69"/>
+          <w:numId w:val="75"/>
         </w:numPr>
       </w:pPr>
       <w:r>
@@ -5212,7 +5748,7 @@
         <w:spacing w:after="20"/>
         <w:numPr>
           <w:ilvl w:val="0"/>
-          <w:numId w:val="70"/>
+          <w:numId w:val="76"/>
         </w:numPr>
       </w:pPr>
       <w:r>
@@ -5224,7 +5760,7 @@
         <w:spacing w:after="20"/>
         <w:numPr>
           <w:ilvl w:val="0"/>
-          <w:numId w:val="70"/>
+          <w:numId w:val="76"/>
         </w:numPr>
       </w:pPr>
       <w:r>
@@ -5259,7 +5795,7 @@
         <w:spacing w:after="20"/>
         <w:numPr>
           <w:ilvl w:val="0"/>
-          <w:numId w:val="71"/>
+          <w:numId w:val="77"/>
         </w:numPr>
       </w:pPr>
       <w:r>
@@ -5271,7 +5807,7 @@
         <w:spacing w:after="20"/>
         <w:numPr>
           <w:ilvl w:val="0"/>
-          <w:numId w:val="71"/>
+          <w:numId w:val="77"/>
         </w:numPr>
       </w:pPr>
       <w:r>
@@ -5306,7 +5842,7 @@
         <w:spacing w:after="20"/>
         <w:numPr>
           <w:ilvl w:val="0"/>
-          <w:numId w:val="72"/>
+          <w:numId w:val="78"/>
         </w:numPr>
       </w:pPr>
       <w:r>
@@ -5318,7 +5854,7 @@
         <w:spacing w:after="20"/>
         <w:numPr>
           <w:ilvl w:val="0"/>
-          <w:numId w:val="72"/>
+          <w:numId w:val="78"/>
         </w:numPr>
       </w:pPr>
       <w:r>
@@ -5330,7 +5866,7 @@
         <w:spacing w:after="20"/>
         <w:numPr>
           <w:ilvl w:val="0"/>
-          <w:numId w:val="72"/>
+          <w:numId w:val="78"/>
         </w:numPr>
       </w:pPr>
       <w:r>
@@ -5448,7 +5984,7 @@
         <w:spacing w:after="20"/>
         <w:numPr>
           <w:ilvl w:val="0"/>
-          <w:numId w:val="73"/>
+          <w:numId w:val="79"/>
         </w:numPr>
       </w:pPr>
       <w:r>
@@ -5471,7 +6007,7 @@
         <w:spacing w:after="20"/>
         <w:numPr>
           <w:ilvl w:val="0"/>
-          <w:numId w:val="74"/>
+          <w:numId w:val="80"/>
         </w:numPr>
       </w:pPr>
       <w:r>
@@ -5483,7 +6019,7 @@
         <w:spacing w:after="20"/>
         <w:numPr>
           <w:ilvl w:val="0"/>
-          <w:numId w:val="74"/>
+          <w:numId w:val="80"/>
         </w:numPr>
       </w:pPr>
       <w:r>
@@ -5495,7 +6031,7 @@
         <w:spacing w:after="20"/>
         <w:numPr>
           <w:ilvl w:val="0"/>
-          <w:numId w:val="74"/>
+          <w:numId w:val="80"/>
         </w:numPr>
       </w:pPr>
       <w:r>
@@ -5518,7 +6054,7 @@
         <w:spacing w:after="20"/>
         <w:numPr>
           <w:ilvl w:val="0"/>
-          <w:numId w:val="75"/>
+          <w:numId w:val="81"/>
         </w:numPr>
       </w:pPr>
       <w:r>
@@ -5530,7 +6066,7 @@
         <w:spacing w:after="20"/>
         <w:numPr>
           <w:ilvl w:val="0"/>
-          <w:numId w:val="75"/>
+          <w:numId w:val="81"/>
         </w:numPr>
       </w:pPr>
       <w:r>
@@ -5542,7 +6078,7 @@
         <w:spacing w:after="20"/>
         <w:numPr>
           <w:ilvl w:val="0"/>
-          <w:numId w:val="75"/>
+          <w:numId w:val="81"/>
         </w:numPr>
       </w:pPr>
       <w:r>
@@ -5577,7 +6113,7 @@
         <w:spacing w:after="20"/>
         <w:numPr>
           <w:ilvl w:val="0"/>
-          <w:numId w:val="76"/>
+          <w:numId w:val="82"/>
         </w:numPr>
       </w:pPr>
       <w:r>
@@ -5589,7 +6125,7 @@
         <w:spacing w:after="20"/>
         <w:numPr>
           <w:ilvl w:val="0"/>
-          <w:numId w:val="76"/>
+          <w:numId w:val="82"/>
         </w:numPr>
       </w:pPr>
       <w:r>
@@ -5601,7 +6137,7 @@
         <w:spacing w:after="20"/>
         <w:numPr>
           <w:ilvl w:val="0"/>
-          <w:numId w:val="76"/>
+          <w:numId w:val="82"/>
         </w:numPr>
       </w:pPr>
       <w:r>
@@ -6279,6 +6815,42 @@
       <w:startOverride w:val="1"/>
     </w:lvlOverride>
   </w:num>
+  <w:num w:numId="77">
+    <w:abstractNumId w:val="9"/>
+    <w:lvlOverride w:ilvl="0">
+      <w:startOverride w:val="1"/>
+    </w:lvlOverride>
+  </w:num>
+  <w:num w:numId="78">
+    <w:abstractNumId w:val="9"/>
+    <w:lvlOverride w:ilvl="0">
+      <w:startOverride w:val="1"/>
+    </w:lvlOverride>
+  </w:num>
+  <w:num w:numId="79">
+    <w:abstractNumId w:val="9"/>
+    <w:lvlOverride w:ilvl="0">
+      <w:startOverride w:val="1"/>
+    </w:lvlOverride>
+  </w:num>
+  <w:num w:numId="80">
+    <w:abstractNumId w:val="9"/>
+    <w:lvlOverride w:ilvl="0">
+      <w:startOverride w:val="1"/>
+    </w:lvlOverride>
+  </w:num>
+  <w:num w:numId="81">
+    <w:abstractNumId w:val="9"/>
+    <w:lvlOverride w:ilvl="0">
+      <w:startOverride w:val="1"/>
+    </w:lvlOverride>
+  </w:num>
+  <w:num w:numId="82">
+    <w:abstractNumId w:val="9"/>
+    <w:lvlOverride w:ilvl="0">
+      <w:startOverride w:val="1"/>
+    </w:lvlOverride>
+  </w:num>
 </w:numbering>
 </file>
 
